--- a/doc/1.3.0_Data_analysis.docx
+++ b/doc/1.3.0_Data_analysis.docx
@@ -29,7 +29,7 @@
         <w:br/>
         <w:t>EXPORT_DIR = "exports"</w:t>
         <w:br/>
-        <w:t>name = "test_engineering"</w:t>
+        <w:t>name = "test.csv"</w:t>
         <w:br/>
         <w:br/>
         <w:t>def ensure_export_dir():</w:t>
@@ -71,116 +71,38 @@
         <w:pStyle w:val="Heading2"/>
       </w:pPr>
       <w:r>
-        <w:t>test_data.py</w:t>
-      </w:r>
-    </w:p>
-    <w:p>
-      <w:r>
-        <w:t>import asyncio</w:t>
-        <w:br/>
-        <w:br/>
-        <w:t>import pandas as pd</w:t>
-        <w:br/>
-        <w:t>from features.data.output.data_output import DataOutput</w:t>
-        <w:br/>
-        <w:t>from features.data.usecase.fetch_and_save_data import FetchAndSaveDataUseCase</w:t>
-        <w:br/>
-        <w:t>from features.data.usecase.load import LoadUseCase</w:t>
-        <w:br/>
-        <w:br/>
-        <w:br/>
-        <w:t>def main():</w:t>
-        <w:br/>
-        <w:t xml:space="preserve">    #Lấy dữ liệu gốc từ ccxt và lưu CSV</w:t>
-        <w:br/>
-        <w:t xml:space="preserve">    # print("\n--- [1] FETCH &amp; SAVE DATA ---")</w:t>
-        <w:br/>
-        <w:t xml:space="preserve">    # fetch_uc = FetchAndSaveDataUseCase()</w:t>
-        <w:br/>
-        <w:t xml:space="preserve">    # await fetch_uc.execute()</w:t>
-        <w:br/>
-        <w:br/>
-        <w:t xml:space="preserve">    # #Làm sạch dữ liệu</w:t>
-        <w:br/>
-        <w:t xml:space="preserve">    # print("\n--- [2] CLEAN DATA ---")</w:t>
-        <w:br/>
-        <w:t xml:space="preserve">    # clean_uc = CleanDataUseCase()</w:t>
-        <w:br/>
-        <w:t xml:space="preserve">    # clean_uc.execute(fill_missing=True)</w:t>
-        <w:br/>
-        <w:br/>
-        <w:t xml:space="preserve">    # #Hợp nhất dữ liệu đã làm sạch thành 1 file tổng hợp</w:t>
-        <w:br/>
-        <w:t xml:space="preserve">    # print("\n--- [3] MERGE DATA ---")</w:t>
-        <w:br/>
-        <w:t xml:space="preserve">    # merge_uc = MergeDataUseCase()</w:t>
-        <w:br/>
-        <w:t xml:space="preserve">    # merged_df = merge_uc.execute()</w:t>
-        <w:br/>
-        <w:t xml:space="preserve">    # if merged_df is not None:</w:t>
-        <w:br/>
-        <w:t xml:space="preserve">    #     print(f"\n✅ Final merged data: {len(merged_df)} rows, {len(merged_df.columns)} columns")</w:t>
-        <w:br/>
-        <w:br/>
-        <w:t xml:space="preserve">    # Lấy dữ liệu để dùng</w:t>
-        <w:br/>
-        <w:t xml:space="preserve">    # print("\n--- [4] LOAD DATA ---")</w:t>
-        <w:br/>
-        <w:t xml:space="preserve">    # loader = LoadUseCase()</w:t>
-        <w:br/>
-        <w:t xml:space="preserve">    # # df = pd.DataFrame(loader.load(type="csv"))</w:t>
-        <w:br/>
-        <w:t xml:space="preserve">    # df = pd.DataFrame(loader.load(timeframe="1h"))</w:t>
-        <w:br/>
-        <w:t xml:space="preserve">    # print(df.head(2))</w:t>
-        <w:br/>
-        <w:br/>
-        <w:t xml:space="preserve">    df = DataOutput().get()</w:t>
-        <w:br/>
-        <w:t xml:space="preserve">    print(df)</w:t>
-        <w:br/>
-        <w:br/>
-        <w:t>if __name__ == "__main__":</w:t>
-        <w:br/>
-        <w:t xml:space="preserve">    main()</w:t>
-      </w:r>
-    </w:p>
-    <w:p>
-      <w:pPr>
-        <w:pStyle w:val="Heading2"/>
-      </w:pPr>
-      <w:r>
-        <w:t>test_engineering.py</w:t>
+        <w:t>test_label.py</w:t>
       </w:r>
     </w:p>
     <w:p>
       <w:r>
         <w:t>import pandas as pd</w:t>
         <w:br/>
-        <w:t>from features.engineering.input.data_input import FeatureInputAdapter</w:t>
-        <w:br/>
-        <w:t>from features.engineering.usecase.indicator import IndicatorUseCase</w:t>
-        <w:br/>
-        <w:t>from features.engineering.usecase.temporal import TemporalUseCase</w:t>
-        <w:br/>
-        <w:t>from features.engineering.usecase.combine import CombineUseCase</w:t>
-        <w:br/>
-        <w:t>from features.engineering.output.engineering_output import DataOutput</w:t>
+        <w:t>from features.label.usecase.fetch_and_save import FetchAndSaveUseCase</w:t>
+        <w:br/>
+        <w:t>from features.label.usecase.load import LoadUseCase</w:t>
+        <w:br/>
+        <w:t>from features.label.usecase.labels import LabelUsecase</w:t>
+        <w:br/>
+        <w:t>from features.label.workflow.label_workflow import LabelWorkflow</w:t>
+        <w:br/>
+        <w:t>from features.label.output.label_output import LabelOutput</w:t>
+        <w:br/>
         <w:br/>
         <w:t>from test_csv import to_csv</w:t>
         <w:br/>
         <w:br/>
-        <w:t># df = IndicatorUseCase().execute("1M")</w:t>
-        <w:br/>
-        <w:t># df = TemporalUseCase().execute()</w:t>
-        <w:br/>
         <w:t>def main():</w:t>
         <w:br/>
-        <w:t xml:space="preserve">    df = DataOutput().get("1M")</w:t>
-        <w:br/>
-        <w:t xml:space="preserve">    # df = CombineUseCase().execute("1M")</w:t>
-        <w:br/>
-        <w:t xml:space="preserve">    # df = pd.DataFrame(df)</w:t>
+        <w:t xml:space="preserve">    # FetchAndSaveUseCase().execute()</w:t>
+        <w:br/>
+        <w:t xml:space="preserve">    # df = LoadUseCase().load()</w:t>
+        <w:br/>
+        <w:t xml:space="preserve">    # df=LabelWorkflow().run()</w:t>
+        <w:br/>
+        <w:t xml:space="preserve">    df = LabelOutput().get()</w:t>
+        <w:br/>
+        <w:t xml:space="preserve">    df = pd.DataFrame([vars(label) for label in df])</w:t>
         <w:br/>
         <w:t xml:space="preserve">    to_csv(df)</w:t>
         <w:br/>
@@ -243,11 +165,6 @@
         <w:t xml:space="preserve">    AUTO_CREATE_DIRS = True</w:t>
         <w:br/>
         <w:br/>
-        <w:t xml:space="preserve">    # ===== engineering =====</w:t>
-        <w:br/>
-        <w:t xml:space="preserve">    STRATEGY_STYLE = ""</w:t>
-        <w:br/>
-        <w:br/>
         <w:t xml:space="preserve">    # ===== Misc =====</w:t>
         <w:br/>
         <w:t xml:space="preserve">    DEBUG = True</w:t>
@@ -256,6 +173,389 @@
         <w:br/>
         <w:t>config = Config()</w:t>
         <w:br/>
+      </w:r>
+    </w:p>
+    <w:p>
+      <w:pPr>
+        <w:pStyle w:val="Heading2"/>
+      </w:pPr>
+      <w:r>
+        <w:t>app\main.py</w:t>
+      </w:r>
+    </w:p>
+    <w:p>
+      <w:r>
+        <w:t>from flask import Flask, render_template</w:t>
+        <w:br/>
+        <w:br/>
+        <w:t>app = Flask(__name__)</w:t>
+        <w:br/>
+        <w:br/>
+        <w:t>@app.route("/app/templates/main")</w:t>
+        <w:br/>
+        <w:t>def index():</w:t>
+        <w:br/>
+        <w:t xml:space="preserve">    return render_template("/main.html")</w:t>
+        <w:br/>
+        <w:br/>
+        <w:t>if __name__ == "__main__":</w:t>
+        <w:br/>
+        <w:t xml:space="preserve">    app.run(debug=True)</w:t>
+        <w:br/>
+      </w:r>
+    </w:p>
+    <w:p>
+      <w:pPr>
+        <w:pStyle w:val="Heading2"/>
+      </w:pPr>
+      <w:r>
+        <w:t>app\router\main_router.py</w:t>
+      </w:r>
+    </w:p>
+    <w:p/>
+    <w:p>
+      <w:pPr>
+        <w:pStyle w:val="Heading2"/>
+      </w:pPr>
+      <w:r>
+        <w:t>app\service\main_service.py</w:t>
+      </w:r>
+    </w:p>
+    <w:p/>
+    <w:p>
+      <w:pPr>
+        <w:pStyle w:val="Heading2"/>
+      </w:pPr>
+      <w:r>
+        <w:t>app\static\css\main.css</w:t>
+      </w:r>
+    </w:p>
+    <w:p>
+      <w:r>
+        <w:t>body {</w:t>
+        <w:br/>
+        <w:t xml:space="preserve">  margin: 0;</w:t>
+        <w:br/>
+        <w:t xml:space="preserve">  padding: 0;</w:t>
+        <w:br/>
+        <w:t xml:space="preserve">  font-family: Arial, sans-serif;</w:t>
+        <w:br/>
+        <w:t xml:space="preserve">  background: #ffffff;</w:t>
+        <w:br/>
+        <w:t>}</w:t>
+        <w:br/>
+        <w:br/>
+        <w:t>.container {</w:t>
+        <w:br/>
+        <w:t xml:space="preserve">  max-width: 1100px;</w:t>
+        <w:br/>
+        <w:t xml:space="preserve">  margin: auto;</w:t>
+        <w:br/>
+        <w:t xml:space="preserve">  padding: 20px;</w:t>
+        <w:br/>
+        <w:t>}</w:t>
+        <w:br/>
+        <w:br/>
+        <w:t>/* Header */</w:t>
+        <w:br/>
+        <w:t>header {</w:t>
+        <w:br/>
+        <w:t xml:space="preserve">  display: flex;</w:t>
+        <w:br/>
+        <w:t xml:space="preserve">  justify-content: space-between;</w:t>
+        <w:br/>
+        <w:t xml:space="preserve">  align-items: center;</w:t>
+        <w:br/>
+        <w:t xml:space="preserve">  margin-bottom: 25px;</w:t>
+        <w:br/>
+        <w:t>}</w:t>
+        <w:br/>
+        <w:br/>
+        <w:t>.menu-icon {</w:t>
+        <w:br/>
+        <w:t xml:space="preserve">  font-size: 28px;</w:t>
+        <w:br/>
+        <w:t xml:space="preserve">  cursor: pointer;</w:t>
+        <w:br/>
+        <w:t>}</w:t>
+        <w:br/>
+        <w:br/>
+        <w:t>/* Stats Section */</w:t>
+        <w:br/>
+        <w:t>.stats {</w:t>
+        <w:br/>
+        <w:t xml:space="preserve">  display: flex;</w:t>
+        <w:br/>
+        <w:t xml:space="preserve">  justify-content: space-between;</w:t>
+        <w:br/>
+        <w:t xml:space="preserve">  margin-bottom: 20px;</w:t>
+        <w:br/>
+        <w:t>}</w:t>
+        <w:br/>
+        <w:br/>
+        <w:t>.stat-box {</w:t>
+        <w:br/>
+        <w:t xml:space="preserve">  text-align: center;</w:t>
+        <w:br/>
+        <w:t>}</w:t>
+        <w:br/>
+        <w:br/>
+        <w:t>.label {</w:t>
+        <w:br/>
+        <w:t xml:space="preserve">  font-size: 14px;</w:t>
+        <w:br/>
+        <w:t xml:space="preserve">  color: #555;</w:t>
+        <w:br/>
+        <w:t>}</w:t>
+        <w:br/>
+        <w:br/>
+        <w:t>.value {</w:t>
+        <w:br/>
+        <w:t xml:space="preserve">  font-size: 24px;</w:t>
+        <w:br/>
+        <w:t xml:space="preserve">  font-weight: bold;</w:t>
+        <w:br/>
+        <w:t xml:space="preserve">  margin: 5px 0;</w:t>
+        <w:br/>
+        <w:t>}</w:t>
+        <w:br/>
+        <w:br/>
+        <w:t>.change {</w:t>
+        <w:br/>
+        <w:t xml:space="preserve">  font-size: 14px;</w:t>
+        <w:br/>
+        <w:t xml:space="preserve">  font-weight: bold;</w:t>
+        <w:br/>
+        <w:t>}</w:t>
+        <w:br/>
+        <w:br/>
+        <w:t>.positive {</w:t>
+        <w:br/>
+        <w:t xml:space="preserve">  color: #28a745;</w:t>
+        <w:br/>
+        <w:t>}</w:t>
+        <w:br/>
+        <w:br/>
+        <w:t>/* Chart Box */</w:t>
+        <w:br/>
+        <w:t>.chart-box {</w:t>
+        <w:br/>
+        <w:t xml:space="preserve">  width: 100%;</w:t>
+        <w:br/>
+        <w:t xml:space="preserve">  height: 300px;</w:t>
+        <w:br/>
+        <w:t xml:space="preserve">  background: #d8d8d8;</w:t>
+        <w:br/>
+        <w:t xml:space="preserve">  border-radius: 4px;</w:t>
+        <w:br/>
+        <w:t xml:space="preserve">  display: flex;</w:t>
+        <w:br/>
+        <w:t xml:space="preserve">  justify-content: center;</w:t>
+        <w:br/>
+        <w:t xml:space="preserve">  align-items: center;</w:t>
+        <w:br/>
+        <w:t xml:space="preserve">  margin-bottom: 25px;</w:t>
+        <w:br/>
+        <w:t>}</w:t>
+        <w:br/>
+        <w:br/>
+        <w:t>.chart-placeholder {</w:t>
+        <w:br/>
+        <w:t xml:space="preserve">  font-size: 18px;</w:t>
+        <w:br/>
+        <w:t xml:space="preserve">  color: #444;</w:t>
+        <w:br/>
+        <w:t>}</w:t>
+        <w:br/>
+        <w:br/>
+        <w:t>/* Timeframe Buttons */</w:t>
+        <w:br/>
+        <w:t>.timeframe {</w:t>
+        <w:br/>
+        <w:t xml:space="preserve">  font-size: 16px;</w:t>
+        <w:br/>
+        <w:t>}</w:t>
+        <w:br/>
+        <w:br/>
+        <w:t>.tf-btn {</w:t>
+        <w:br/>
+        <w:t xml:space="preserve">  margin-left: 10px;</w:t>
+        <w:br/>
+        <w:t xml:space="preserve">  padding: 6px 14px;</w:t>
+        <w:br/>
+        <w:t xml:space="preserve">  border: 1px solid #ccc;</w:t>
+        <w:br/>
+        <w:t xml:space="preserve">  border-radius: 6px;</w:t>
+        <w:br/>
+        <w:t xml:space="preserve">  background: #f5f5f5;</w:t>
+        <w:br/>
+        <w:t xml:space="preserve">  cursor: pointer;</w:t>
+        <w:br/>
+        <w:t xml:space="preserve">  font-size: 15px;</w:t>
+        <w:br/>
+        <w:t>}</w:t>
+        <w:br/>
+        <w:br/>
+        <w:t>.tf-btn.active {</w:t>
+        <w:br/>
+        <w:t xml:space="preserve">  background: #1e90ff;</w:t>
+        <w:br/>
+        <w:t xml:space="preserve">  color: white;</w:t>
+        <w:br/>
+        <w:t xml:space="preserve">  border-color: #1e90ff;</w:t>
+        <w:br/>
+        <w:t>}</w:t>
+        <w:br/>
+      </w:r>
+    </w:p>
+    <w:p>
+      <w:pPr>
+        <w:pStyle w:val="Heading2"/>
+      </w:pPr>
+      <w:r>
+        <w:t>app\static\js\main.js</w:t>
+      </w:r>
+    </w:p>
+    <w:p>
+      <w:r>
+        <w:t>// Toggle active timeframe button</w:t>
+        <w:br/>
+        <w:t>const buttons = document.querySelectorAll(".tf-btn");</w:t>
+        <w:br/>
+        <w:br/>
+        <w:t>buttons.forEach((btn) =&gt; {</w:t>
+        <w:br/>
+        <w:t xml:space="preserve">  btn.addEventListener("click", () =&gt; {</w:t>
+        <w:br/>
+        <w:t xml:space="preserve">    buttons.forEach((b) =&gt; b.classList.remove("active"));</w:t>
+        <w:br/>
+        <w:t xml:space="preserve">    btn.classList.add("active");</w:t>
+        <w:br/>
+        <w:br/>
+        <w:t xml:space="preserve">    // sau này: gọi API lấy dữ liệu theo timeframe</w:t>
+        <w:br/>
+        <w:t xml:space="preserve">    console.log("Selected timeframe:", btn.innerText);</w:t>
+        <w:br/>
+        <w:t xml:space="preserve">  });</w:t>
+        <w:br/>
+        <w:t>});</w:t>
+        <w:br/>
+        <w:br/>
+        <w:t>// Toggle menu icon (sau này có thể mở sidebar)</w:t>
+        <w:br/>
+        <w:t>document.querySelector(".menu-icon").addEventListener("click", () =&gt; {</w:t>
+        <w:br/>
+        <w:t xml:space="preserve">  alert("Menu sẽ được thêm sau");</w:t>
+        <w:br/>
+        <w:t>});</w:t>
+        <w:br/>
+      </w:r>
+    </w:p>
+    <w:p>
+      <w:pPr>
+        <w:pStyle w:val="Heading2"/>
+      </w:pPr>
+      <w:r>
+        <w:t>app\templates\main\main.html</w:t>
+      </w:r>
+    </w:p>
+    <w:p>
+      <w:r>
+        <w:t>&lt;!DOCTYPE html&gt;</w:t>
+        <w:br/>
+        <w:t>&lt;html lang="vi"&gt;</w:t>
+        <w:br/>
+        <w:br/>
+        <w:t>&lt;head&gt;</w:t>
+        <w:br/>
+        <w:t xml:space="preserve">    &lt;meta charset="UTF-8" /&gt;</w:t>
+        <w:br/>
+        <w:t xml:space="preserve">    &lt;meta name="viewport" content="width=device-width, initial-scale=1.0" /&gt;</w:t>
+        <w:br/>
+        <w:t xml:space="preserve">    &lt;title&gt;Bitcoin Forecast&lt;/title&gt;</w:t>
+        <w:br/>
+        <w:t xml:space="preserve">    &lt;link rel="stylesheet" href="/app/static/css/main.css" /&gt;</w:t>
+        <w:br/>
+        <w:t>&lt;/head&gt;</w:t>
+        <w:br/>
+        <w:br/>
+        <w:t>&lt;body&gt;</w:t>
+        <w:br/>
+        <w:br/>
+        <w:t xml:space="preserve">    &lt;div class="container"&gt;</w:t>
+        <w:br/>
+        <w:br/>
+        <w:t xml:space="preserve">        &lt;header&gt;</w:t>
+        <w:br/>
+        <w:t xml:space="preserve">            &lt;h1&gt;BITCOIN FORECAST&lt;/h1&gt;</w:t>
+        <w:br/>
+        <w:t xml:space="preserve">            &lt;div class="menu-icon"&gt;☰&lt;/div&gt;</w:t>
+        <w:br/>
+        <w:t xml:space="preserve">        &lt;/header&gt;</w:t>
+        <w:br/>
+        <w:br/>
+        <w:t xml:space="preserve">        &lt;section class="stats"&gt;</w:t>
+        <w:br/>
+        <w:t xml:space="preserve">            &lt;div class="stat-box"&gt;</w:t>
+        <w:br/>
+        <w:t xml:space="preserve">                &lt;p class="label"&gt;Giá lịch sử cuối cùng&lt;/p&gt;</w:t>
+        <w:br/>
+        <w:t xml:space="preserve">                &lt;p class="value"&gt;$130.74&lt;/p&gt;</w:t>
+        <w:br/>
+        <w:t xml:space="preserve">            &lt;/div&gt;</w:t>
+        <w:br/>
+        <w:br/>
+        <w:t xml:space="preserve">            &lt;div class="stat-box"&gt;</w:t>
+        <w:br/>
+        <w:t xml:space="preserve">                &lt;p class="label"&gt;Dự báo cuối kỳ&lt;/p&gt;</w:t>
+        <w:br/>
+        <w:t xml:space="preserve">                &lt;p class="value"&gt;$181.02&lt;/p&gt;</w:t>
+        <w:br/>
+        <w:t xml:space="preserve">                &lt;p class="change positive"&gt;+ 50.28&lt;/p&gt;</w:t>
+        <w:br/>
+        <w:t xml:space="preserve">            &lt;/div&gt;</w:t>
+        <w:br/>
+        <w:br/>
+        <w:t xml:space="preserve">            &lt;div class="stat-box"&gt;</w:t>
+        <w:br/>
+        <w:t xml:space="preserve">                &lt;p class="label"&gt;Khuyến nghị hiện tại&lt;/p&gt;</w:t>
+        <w:br/>
+        <w:t xml:space="preserve">                &lt;p class="value"&gt;GIỮ&lt;/p&gt;</w:t>
+        <w:br/>
+        <w:t xml:space="preserve">            &lt;/div&gt;</w:t>
+        <w:br/>
+        <w:t xml:space="preserve">        &lt;/section&gt;</w:t>
+        <w:br/>
+        <w:br/>
+        <w:t xml:space="preserve">        &lt;section class="chart-box"&gt;</w:t>
+        <w:br/>
+        <w:t xml:space="preserve">            &lt;div class="chart-placeholder"&gt;Bảng điện&lt;/div&gt;</w:t>
+        <w:br/>
+        <w:t xml:space="preserve">        &lt;/section&gt;</w:t>
+        <w:br/>
+        <w:br/>
+        <w:t xml:space="preserve">        &lt;section class="timeframe"&gt;</w:t>
+        <w:br/>
+        <w:t xml:space="preserve">            &lt;span&gt;Khung thời gian:&lt;/span&gt;</w:t>
+        <w:br/>
+        <w:t xml:space="preserve">            &lt;button class="tf-btn"&gt;1h&lt;/button&gt;</w:t>
+        <w:br/>
+        <w:t xml:space="preserve">            &lt;button class="tf-btn"&gt;1d&lt;/button&gt;</w:t>
+        <w:br/>
+        <w:t xml:space="preserve">            &lt;button class="tf-btn active"&gt;1M&lt;/button&gt;</w:t>
+        <w:br/>
+        <w:t xml:space="preserve">        &lt;/section&gt;</w:t>
+        <w:br/>
+        <w:br/>
+        <w:t xml:space="preserve">    &lt;/div&gt;</w:t>
+        <w:br/>
+        <w:br/>
+        <w:t xml:space="preserve">    &lt;script src="/app/static/js/main.js"&gt;&lt;/script&gt;</w:t>
+        <w:br/>
+        <w:t>&lt;/body&gt;</w:t>
+        <w:br/>
+        <w:br/>
+        <w:t>&lt;/html&gt;</w:t>
       </w:r>
     </w:p>
     <w:p>
@@ -284,6 +584,95 @@
         <w:br/>
         <w:t xml:space="preserve">    current_dir = os.path.dirname(os.path.abspath(__file__))</w:t>
         <w:br/>
+        <w:t xml:space="preserve">    service_path = os.path.abspath(os.path.join(current_dir, ".."))</w:t>
+        <w:br/>
+        <w:t xml:space="preserve">    print("[DEBUG] Đường dẫn đến service:", service_path)</w:t>
+        <w:br/>
+        <w:br/>
+        <w:t xml:space="preserve">    if not os.path.exists(service_path):</w:t>
+        <w:br/>
+        <w:t xml:space="preserve">        print("[❌] Không tìm thấy thư mục:", service_path)</w:t>
+        <w:br/>
+        <w:t xml:space="preserve">        return</w:t>
+        <w:br/>
+        <w:br/>
+        <w:t xml:space="preserve">    doc = Document()</w:t>
+        <w:br/>
+        <w:t xml:space="preserve">    doc.add_heading(f"📦 Mã nguồn: {SERVICE_NAME}", level=1)</w:t>
+        <w:br/>
+        <w:t xml:space="preserve">    file_count = 0</w:t>
+        <w:br/>
+        <w:t xml:space="preserve">    for root, dirs, files in os.walk(service_path):</w:t>
+        <w:br/>
+        <w:t xml:space="preserve">        print("[DEBUG] Đang đọc thư mục:", root)</w:t>
+        <w:br/>
+        <w:t xml:space="preserve">        for file in files:</w:t>
+        <w:br/>
+        <w:t xml:space="preserve">            if not file.endswith((".py", ".html", ".css", ".js")):</w:t>
+        <w:br/>
+        <w:t xml:space="preserve">                continue</w:t>
+        <w:br/>
+        <w:t xml:space="preserve">            file_path = os.path.join(root, file)</w:t>
+        <w:br/>
+        <w:t xml:space="preserve">            rel_path = os.path.relpath(file_path, service_path)</w:t>
+        <w:br/>
+        <w:t xml:space="preserve">            print(f"📄 Đọc file: {rel_path}")</w:t>
+        <w:br/>
+        <w:t xml:space="preserve">            try:</w:t>
+        <w:br/>
+        <w:t xml:space="preserve">                with open(file_path, 'r', encoding='utf-8') as f:</w:t>
+        <w:br/>
+        <w:t xml:space="preserve">                    content = f.read()</w:t>
+        <w:br/>
+        <w:t xml:space="preserve">                doc.add_heading(rel_path, level=2)</w:t>
+        <w:br/>
+        <w:t xml:space="preserve">                doc.add_paragraph(content, style='Code')</w:t>
+        <w:br/>
+        <w:t xml:space="preserve">                file_count += 1</w:t>
+        <w:br/>
+        <w:t xml:space="preserve">            except Exception as e:</w:t>
+        <w:br/>
+        <w:t xml:space="preserve">                print(f"Không đọc được file: {file_path} → {type(e).__name__}: {str(e)}")</w:t>
+        <w:br/>
+        <w:t xml:space="preserve">    output_path = os.path.abspath(os.path.join(current_dir, "../doc", OUTPUT_NAME))</w:t>
+        <w:br/>
+        <w:t xml:space="preserve">    doc.save(output_path)</w:t>
+        <w:br/>
+        <w:t xml:space="preserve">    print(f"✅ Hoàn tất. Đã ghi {file_count} file vào: {output_path}")</w:t>
+        <w:br/>
+        <w:br/>
+        <w:t>if __name__ == '__main__':</w:t>
+        <w:br/>
+        <w:t xml:space="preserve">    export_code()</w:t>
+        <w:br/>
+      </w:r>
+    </w:p>
+    <w:p>
+      <w:pPr>
+        <w:pStyle w:val="Heading2"/>
+      </w:pPr>
+      <w:r>
+        <w:t>features\data\doc\export_code.py</w:t>
+      </w:r>
+    </w:p>
+    <w:p>
+      <w:r>
+        <w:t>import os</w:t>
+        <w:br/>
+        <w:t>from docx import Document</w:t>
+        <w:br/>
+        <w:br/>
+        <w:t>VERSION = "1.3.0"</w:t>
+        <w:br/>
+        <w:t>SERVICE_NAME = "Features_Data"</w:t>
+        <w:br/>
+        <w:t>OUTPUT_NAME = f"{VERSION}_{SERVICE_NAME}.docx"</w:t>
+        <w:br/>
+        <w:br/>
+        <w:t>def export_code():</w:t>
+        <w:br/>
+        <w:t xml:space="preserve">    current_dir = os.path.dirname(os.path.abspath(__file__))</w:t>
+        <w:br/>
         <w:t xml:space="preserve">    print("[DEBUG] Đường dẫn file export_code.py:", current_dir)</w:t>
         <w:br/>
         <w:br/>
@@ -425,7 +814,7 @@
         <w:br/>
         <w:t xml:space="preserve">        until: datetime,</w:t>
         <w:br/>
-        <w:t xml:space="preserve">    ) -&gt; List[Candle]:</w:t>
+        <w:t xml:space="preserve">    ) -&gt; list[Candle]:</w:t>
         <w:br/>
         <w:t xml:space="preserve">        pass</w:t>
         <w:br/>
@@ -456,7 +845,7 @@
         <w:br/>
         <w:t xml:space="preserve">            data: </w:t>
         <w:br/>
-        <w:t xml:space="preserve">            List[Candle]) -&gt; None:</w:t>
+        <w:t xml:space="preserve">            list[Candle]) -&gt; None:</w:t>
         <w:br/>
         <w:t xml:space="preserve">        pass</w:t>
         <w:br/>
@@ -476,8 +865,6 @@
         <w:br/>
         <w:t>import pandas as pd</w:t>
         <w:br/>
-        <w:t>import asyncio</w:t>
-        <w:br/>
         <w:t>from features.data.workflow.data_workflow import DataWorkflow</w:t>
         <w:br/>
         <w:br/>
@@ -488,35 +875,11 @@
         <w:t xml:space="preserve">        self.workflow = DataWorkflow()</w:t>
         <w:br/>
         <w:br/>
-        <w:t xml:space="preserve">    async def get_async(self, type: str = "sql", timeframe: str = "1M") -&gt; pd.DataFrame:</w:t>
-        <w:br/>
-        <w:t xml:space="preserve">        df = await self.workflow.run(type=type, timeframe=timeframe)</w:t>
-        <w:br/>
-        <w:t xml:space="preserve">        if df is None or df.empty:</w:t>
-        <w:br/>
-        <w:t xml:space="preserve">            print("⚠️ No data found for output.")</w:t>
-        <w:br/>
-        <w:t xml:space="preserve">            return pd.DataFrame()</w:t>
+        <w:t xml:space="preserve">    def get(self, type: str = "sql", timeframe: str = "1M") -&gt; pd.DataFrame:</w:t>
+        <w:br/>
+        <w:t xml:space="preserve">        df = self.workflow.run(type=type, timeframe=timeframe)</w:t>
         <w:br/>
         <w:t xml:space="preserve">        return df</w:t>
-        <w:br/>
-        <w:br/>
-        <w:t xml:space="preserve">    def get(self, type: str = "sql", timeframe: str = "1M") -&gt; pd.DataFrame:</w:t>
-        <w:br/>
-        <w:t xml:space="preserve">        """Phiên bản sync (không cần asyncio.run() lồng)."""</w:t>
-        <w:br/>
-        <w:t xml:space="preserve">        try:</w:t>
-        <w:br/>
-        <w:t xml:space="preserve">            return asyncio.run(self.get_async(type=type, timeframe=timeframe))</w:t>
-        <w:br/>
-        <w:t xml:space="preserve">        except RuntimeError:</w:t>
-        <w:br/>
-        <w:t xml:space="preserve">            # nếu đang trong loop, chạy trực tiếp</w:t>
-        <w:br/>
-        <w:t xml:space="preserve">            loop = asyncio.get_event_loop()</w:t>
-        <w:br/>
-        <w:t xml:space="preserve">            return loop.run_until_complete(self.get_async(type=type, timeframe=timeframe))</w:t>
-        <w:br/>
       </w:r>
     </w:p>
     <w:p>
@@ -565,9 +928,9 @@
         <w:br/>
         <w:t xml:space="preserve">    @staticmethod</w:t>
         <w:br/>
-        <w:t xml:space="preserve">    def _ensure_datetime(candles: List[Candle]) -&gt; List[Candle]:</w:t>
-        <w:br/>
-        <w:t xml:space="preserve">        result: List[Candle] = []</w:t>
+        <w:t xml:space="preserve">    def _ensure_datetime(candles: list[Candle]) -&gt; list[Candle]:</w:t>
+        <w:br/>
+        <w:t xml:space="preserve">        result: list[Candle] = []</w:t>
         <w:br/>
         <w:t xml:space="preserve">        for c in candles:</w:t>
         <w:br/>
@@ -615,9 +978,9 @@
         <w:br/>
         <w:t xml:space="preserve">    # 2) Fill invalid numeric fields with fallback value</w:t>
         <w:br/>
-        <w:t xml:space="preserve">    def _fill_numeric(self, candles: List[Candle]) -&gt; List[Candle]:</w:t>
-        <w:br/>
-        <w:t xml:space="preserve">        out: List[Candle] = []</w:t>
+        <w:t xml:space="preserve">    def _fill_numeric(self, candles: list[Candle]) -&gt; list[Candle]:</w:t>
+        <w:br/>
+        <w:t xml:space="preserve">        out: list[Candle] = []</w:t>
         <w:br/>
         <w:t xml:space="preserve">        for c in candles:</w:t>
         <w:br/>
@@ -661,11 +1024,11 @@
         <w:br/>
         <w:t xml:space="preserve">    # If same timestamp but different timeframe -&gt; keep both.</w:t>
         <w:br/>
-        <w:t xml:space="preserve">    def _deduplicate(self, candles: List[Candle]) -&gt; List[Candle]:</w:t>
+        <w:t xml:space="preserve">    def _deduplicate(self, candles: list[Candle]) -&gt; list[Candle]:</w:t>
         <w:br/>
         <w:t xml:space="preserve">        seen = {}  # key: (timestamp, timeframe) -&gt; index in output</w:t>
         <w:br/>
-        <w:t xml:space="preserve">        out: List[Candle] = []</w:t>
+        <w:t xml:space="preserve">        out: list[Candle] = []</w:t>
         <w:br/>
         <w:br/>
         <w:t xml:space="preserve">        for c in candles:</w:t>
@@ -689,7 +1052,7 @@
         <w:br/>
         <w:t xml:space="preserve">    # Public method: perform cleaning pipeline</w:t>
         <w:br/>
-        <w:t xml:space="preserve">    def execute(self, candles: List[Candle]) -&gt; List[Candle]:</w:t>
+        <w:t xml:space="preserve">    def execute(self, candles: list[Candle]) -&gt; list[Candle]:</w:t>
         <w:br/>
         <w:t xml:space="preserve">        if not candles:</w:t>
         <w:br/>
@@ -776,7 +1139,7 @@
         <w:t xml:space="preserve">        return path</w:t>
         <w:br/>
         <w:br/>
-        <w:t xml:space="preserve">    def load(self, tf: str = "1M") -&gt; List[Candle]:</w:t>
+        <w:t xml:space="preserve">    def load(self, tf: str = "1M") -&gt; list[Candle]:</w:t>
         <w:br/>
         <w:t xml:space="preserve">        filename = f"{con.SYMBOL.replace('/', '_')}_{tf}.csv"</w:t>
         <w:br/>
@@ -790,7 +1153,7 @@
         <w:t xml:space="preserve">            return []</w:t>
         <w:br/>
         <w:br/>
-        <w:t xml:space="preserve">        candles: List[Candle] = []</w:t>
+        <w:t xml:space="preserve">        candles: list[Candle] = []</w:t>
         <w:br/>
         <w:br/>
         <w:t xml:space="preserve">        with path.open("r", newline="", encoding=con.CSV_ENCODING) as f:</w:t>
@@ -851,7 +1214,7 @@
     </w:p>
     <w:p>
       <w:r>
-        <w:t>import ccxt.async_support as ccxt</w:t>
+        <w:t>import ccxt</w:t>
         <w:br/>
         <w:t>from datetime import datetime</w:t>
         <w:br/>
@@ -862,7 +1225,7 @@
         <w:br/>
         <w:t>class CCXTService:</w:t>
         <w:br/>
-        <w:t xml:space="preserve">    async def fetch(</w:t>
+        <w:t xml:space="preserve">    def fetch(</w:t>
         <w:br/>
         <w:t xml:space="preserve">        self,</w:t>
         <w:br/>
@@ -876,11 +1239,9 @@
         <w:br/>
         <w:t xml:space="preserve">    ):</w:t>
         <w:br/>
-        <w:t xml:space="preserve">        # dùng config làm fallback</w:t>
-        <w:br/>
         <w:t xml:space="preserve">        symbol = symbol or config.SYMBOL</w:t>
         <w:br/>
-        <w:t xml:space="preserve">        timeframe = timeframe or config.TIMEFRAMES[1]  # mặc định daily nếu không truyền</w:t>
+        <w:t xml:space="preserve">        timeframe = timeframe or config.TIMEFRAMES[1]</w:t>
         <w:br/>
         <w:t xml:space="preserve">        since = since or config.START_DATE</w:t>
         <w:br/>
@@ -905,7 +1266,7 @@
         <w:br/>
         <w:t xml:space="preserve">        while True:</w:t>
         <w:br/>
-        <w:t xml:space="preserve">            ohlcv = await exchange.fetch_ohlcv(symbol, timeframe, since_ms, limit=1000)</w:t>
+        <w:t xml:space="preserve">            ohlcv = exchange.fetch_ohlcv(symbol, timeframe, since_ms, limit=1000)</w:t>
         <w:br/>
         <w:t xml:space="preserve">            if not ohlcv:</w:t>
         <w:br/>
@@ -923,19 +1284,13 @@
         <w:t xml:space="preserve">                Candles.append(Candle(ts, c[1], c[2], c[3], c[4], c[5], timeframe))</w:t>
         <w:br/>
         <w:br/>
-        <w:t xml:space="preserve">            # stop conditions</w:t>
-        <w:br/>
         <w:t xml:space="preserve">            if len(ohlcv) &lt; 1000 or ts &gt;= until:</w:t>
         <w:br/>
         <w:t xml:space="preserve">                break</w:t>
         <w:br/>
         <w:br/>
-        <w:t xml:space="preserve">            # next batch: set since to last timestamp + 1ms to avoid duplicate</w:t>
-        <w:br/>
         <w:t xml:space="preserve">            since_ms = int(ohlcv[-1][0]) + 1</w:t>
         <w:br/>
-        <w:br/>
-        <w:t xml:space="preserve">        await exchange.close()</w:t>
         <w:br/>
         <w:t xml:space="preserve">        return Candles</w:t>
         <w:br/>
@@ -1088,7 +1443,7 @@
         <w:t xml:space="preserve">        self.sql_service = SQLService()</w:t>
         <w:br/>
         <w:br/>
-        <w:t xml:space="preserve">    async def execute(</w:t>
+        <w:t xml:space="preserve">    def execute(</w:t>
         <w:br/>
         <w:t xml:space="preserve">        self,</w:t>
         <w:br/>
@@ -1111,13 +1466,11 @@
         <w:t xml:space="preserve">        until = until or config.END_DATE</w:t>
         <w:br/>
         <w:br/>
-        <w:t xml:space="preserve">        print(f"🔄 Fetching data for {symbol} from {since.date()} to {until.date()}...")</w:t>
-        <w:br/>
         <w:t xml:space="preserve">        for tf in timeframes:</w:t>
         <w:br/>
         <w:t xml:space="preserve">            print(f"  ▶ timeframe = {tf} ...")</w:t>
         <w:br/>
-        <w:t xml:space="preserve">            data = await self.fetch_port.fetch(symbol=symbol, timeframe=tf, since=since, until=until)</w:t>
+        <w:t xml:space="preserve">            data = self.fetch_port.fetch(symbol=symbol, timeframe=tf, since=since, until=until)</w:t>
         <w:br/>
         <w:t xml:space="preserve">            print(f"    → fetched {len(data)} Candles for {tf}")</w:t>
         <w:br/>
@@ -1162,7 +1515,7 @@
         <w:br/>
         <w:t xml:space="preserve">    </w:t>
         <w:br/>
-        <w:t xml:space="preserve">    def load(self, type: str ="sql", timeframe: str = "1M") -&gt; List[Candle]:</w:t>
+        <w:t xml:space="preserve">    def load(self, type: str ="sql", timeframe: str = "1M") -&gt; list[Candle]:</w:t>
         <w:br/>
         <w:t xml:space="preserve">        match type:</w:t>
         <w:br/>
@@ -1202,7 +1555,7 @@
         <w:br/>
         <w:t>class DataWorkflow:</w:t>
         <w:br/>
-        <w:t xml:space="preserve">    async def run(self, type: str = "sql", timeframe: str = "1M"):</w:t>
+        <w:t xml:space="preserve">    def run(self, type: str = "sql", timeframe: str = "1M"):</w:t>
         <w:br/>
         <w:t xml:space="preserve">        """Tải dữ liệu từ SQLite hoặc CSV; nếu chưa có thì fetch mới."""</w:t>
         <w:br/>
@@ -1212,9 +1565,7 @@
         <w:br/>
         <w:t xml:space="preserve">            print(f"fetching new data...")</w:t>
         <w:br/>
-        <w:t xml:space="preserve">            fetch_uc = FetchAndSaveDataUseCase()</w:t>
-        <w:br/>
-        <w:t xml:space="preserve">            await fetch_uc.execute()</w:t>
+        <w:t xml:space="preserve">            FetchAndSaveDataUseCase().execute(timeframes=[timeframe])</w:t>
         <w:br/>
         <w:t xml:space="preserve">            data = LoadUseCase().load(type=type, timeframe=timeframe)</w:t>
         <w:br/>
@@ -1264,7 +1615,7 @@
         <w:t>from docx import Document</w:t>
         <w:br/>
         <w:br/>
-        <w:t>VERSION = "1.0.2"</w:t>
+        <w:t>VERSION = "1.1.1"</w:t>
         <w:br/>
         <w:t>SERVICE_NAME = "Feature_engineer"</w:t>
         <w:br/>
@@ -1565,12 +1916,14 @@
     </w:p>
     <w:p>
       <w:r>
+        <w:t>from typing import Optional</w:t>
+        <w:br/>
         <w:t>import pandas as pd</w:t>
         <w:br/>
         <w:t>from features.data.output.data_output import DataOutput</w:t>
         <w:br/>
         <w:br/>
-        <w:t>class FeatureInputAdapter:</w:t>
+        <w:t>class DataInput:</w:t>
         <w:br/>
         <w:t xml:space="preserve">    """</w:t>
         <w:br/>
@@ -1582,8 +1935,7 @@
         <w:br/>
         <w:t xml:space="preserve">    """</w:t>
         <w:br/>
-        <w:br/>
-        <w:t xml:space="preserve">    REQUIRED_COLUMNS = ["timestamp", "open", "high", "low", "close", "volume"]</w:t>
+        <w:t xml:space="preserve">    _cache:Optional[pd.DataFrame] = None</w:t>
         <w:br/>
         <w:br/>
         <w:t xml:space="preserve">    def __init__(self):</w:t>
@@ -1593,39 +1945,22 @@
         <w:br/>
         <w:t xml:space="preserve">    def load(self, timeframe: str = "1M") -&gt; pd.DataFrame:</w:t>
         <w:br/>
-        <w:t xml:space="preserve">        df = self.data_output.get(timeframe=timeframe)</w:t>
-        <w:br/>
-        <w:t xml:space="preserve">        if df is None or df.empty:</w:t>
-        <w:br/>
-        <w:t xml:space="preserve">            raise ValueError("Không có dữ liệu từ DataOutput.")</w:t>
-        <w:br/>
-        <w:br/>
-        <w:t xml:space="preserve">        # Kiểm tra cột bắt buộc</w:t>
-        <w:br/>
-        <w:t xml:space="preserve">        missing = [c for c in self.REQUIRED_COLUMNS if c not in df.columns]</w:t>
-        <w:br/>
-        <w:t xml:space="preserve">        if missing:</w:t>
-        <w:br/>
-        <w:t xml:space="preserve">            raise ValueError(f"Thiếu cột bắt buộc trong DataFrame: {missing}")</w:t>
-        <w:br/>
-        <w:br/>
-        <w:t xml:space="preserve">        # Đảm bảo timestamp là datetime</w:t>
-        <w:br/>
-        <w:t xml:space="preserve">        if not pd.api.types.is_datetime64_any_dtype(df["timestamp"]):</w:t>
-        <w:br/>
-        <w:t xml:space="preserve">            df["timestamp"] = pd.to_datetime(df["timestamp"], errors="coerce")</w:t>
-        <w:br/>
-        <w:br/>
-        <w:t xml:space="preserve">        # Loại bỏ dòng lỗi / NaN</w:t>
-        <w:br/>
-        <w:t xml:space="preserve">        df = df.dropna(subset=["timestamp", "close"])</w:t>
-        <w:br/>
-        <w:t xml:space="preserve">        df = df.sort_values("timestamp").reset_index(drop=True)</w:t>
-        <w:br/>
-        <w:br/>
-        <w:t xml:space="preserve">        print(f"✅ FeatureInputAdapter loaded {len(df)} rows for timeframe {timeframe}")</w:t>
-        <w:br/>
-        <w:t xml:space="preserve">        return df</w:t>
+        <w:t xml:space="preserve">        if DataInput._cache is not None:</w:t>
+        <w:br/>
+        <w:t xml:space="preserve">            return DataInput._cache</w:t>
+        <w:br/>
+        <w:t xml:space="preserve">        DataInput._cache = self.data_output.get(timeframe=timeframe)</w:t>
+        <w:br/>
+        <w:t xml:space="preserve">        if not pd.api.types.is_datetime64_any_dtype(DataInput._cache["timestamp"]):</w:t>
+        <w:br/>
+        <w:t xml:space="preserve">            DataInput._cache["timestamp"] = pd.to_datetime(DataInput._cache["timestamp"], errors="coerce")</w:t>
+        <w:br/>
+        <w:t xml:space="preserve">        DataInput._cache = DataInput._cache.dropna(subset=["timestamp", "close"])</w:t>
+        <w:br/>
+        <w:br/>
+        <w:t xml:space="preserve">        print(f"✅ FeatureInputAdapter loaded {len(DataInput._cache)} rows for timeframe {timeframe}")</w:t>
+        <w:br/>
+        <w:t xml:space="preserve">        return DataInput._cache</w:t>
         <w:br/>
       </w:r>
     </w:p>
@@ -1639,16 +1974,14 @@
     </w:p>
     <w:p>
       <w:r>
-        <w:t># features/data/output/data_output.py</w:t>
+        <w:t>from typing import Optional</w:t>
         <w:br/>
         <w:t>import pandas as pd</w:t>
         <w:br/>
-        <w:t>import asyncio</w:t>
-        <w:br/>
-        <w:t>from features.engineering.workflow.data_workflow import DataWorkflow</w:t>
-        <w:br/>
-        <w:br/>
-        <w:t>class DataOutput:</w:t>
+        <w:t>from features.engineering.workflow.engineering_workflow import DataWorkflow</w:t>
+        <w:br/>
+        <w:br/>
+        <w:t>class EngineeringOutput:</w:t>
         <w:br/>
         <w:t xml:space="preserve">    def __init__(self):</w:t>
         <w:br/>
@@ -1657,15 +1990,8 @@
         <w:br/>
         <w:t xml:space="preserve">    def get(self, timeframe: str = "1M") -&gt; pd.DataFrame:</w:t>
         <w:br/>
-        <w:t xml:space="preserve">        df = self.workflow.run(timeframe)</w:t>
-        <w:br/>
-        <w:t xml:space="preserve">        if df is None or df.empty:</w:t>
-        <w:br/>
-        <w:t xml:space="preserve">            print("⚠️ No data found for output.")</w:t>
-        <w:br/>
-        <w:t xml:space="preserve">            return pd.DataFrame()</w:t>
-        <w:br/>
-        <w:t xml:space="preserve">        return df</w:t>
+        <w:t xml:space="preserve">        return self.workflow.run(timeframe=timeframe)</w:t>
+        <w:br/>
       </w:r>
     </w:p>
     <w:p>
@@ -1699,7 +2025,7 @@
         <w:t>class IndicatorService:</w:t>
         <w:br/>
         <w:br/>
-        <w:t xml:space="preserve">    def generate(self, df: pd.DataFrame) -&gt; List[Indicator]:</w:t>
+        <w:t xml:space="preserve">    def generate(self, df: pd.DataFrame) -&gt; list[Indicator]:</w:t>
         <w:br/>
         <w:t xml:space="preserve">        if df is None or df.empty:</w:t>
         <w:br/>
@@ -1743,7 +2069,7 @@
         <w:t xml:space="preserve">        timeframe = df["timeframe"].iloc[0] if "timeframe" in df.columns else "unknown"</w:t>
         <w:br/>
         <w:br/>
-        <w:t xml:space="preserve">        indicators: List[Indicator] = []</w:t>
+        <w:t xml:space="preserve">        indicators: list[Indicator] = []</w:t>
         <w:br/>
         <w:br/>
         <w:t xml:space="preserve">        for _, row in df.iterrows():</w:t>
@@ -1886,6 +2212,177 @@
         <w:t xml:space="preserve">        df["volatility_state"] = df["atr_14"] / df["close"]</w:t>
         <w:br/>
         <w:t xml:space="preserve">        return df</w:t>
+        <w:br/>
+      </w:r>
+    </w:p>
+    <w:p>
+      <w:pPr>
+        <w:pStyle w:val="Heading2"/>
+      </w:pPr>
+      <w:r>
+        <w:t>features\engineering\service\sql_service.py</w:t>
+      </w:r>
+    </w:p>
+    <w:p>
+      <w:r>
+        <w:t>from __future__ import annotations</w:t>
+        <w:br/>
+        <w:t>import json</w:t>
+        <w:br/>
+        <w:t>import sqlite3</w:t>
+        <w:br/>
+        <w:t>from datetime import datetime</w:t>
+        <w:br/>
+        <w:t>from app.config import config as con</w:t>
+        <w:br/>
+        <w:t>from features.engineering.domain.entities.engineering import Engineering</w:t>
+        <w:br/>
+        <w:br/>
+        <w:t>entities = Engineering</w:t>
+        <w:br/>
+        <w:br/>
+        <w:t>class SQLService:</w:t>
+        <w:br/>
+        <w:br/>
+        <w:t xml:space="preserve">    def __init__(self):</w:t>
+        <w:br/>
+        <w:t xml:space="preserve">        self.entity = entities</w:t>
+        <w:br/>
+        <w:t xml:space="preserve">        self.table = self.entity.__name__.lower()</w:t>
+        <w:br/>
+        <w:t xml:space="preserve">        self.db_path = con.STORAGE_DIR</w:t>
+        <w:br/>
+        <w:t xml:space="preserve">        self.fields = list(self.entity.__annotations__.keys())</w:t>
+        <w:br/>
+        <w:t xml:space="preserve">        self._ensure_table()</w:t>
+        <w:br/>
+        <w:br/>
+        <w:t xml:space="preserve">    def schema(self):</w:t>
+        <w:br/>
+        <w:t xml:space="preserve">        cols = []</w:t>
+        <w:br/>
+        <w:t xml:space="preserve">        for name, typ in self.entity.__annotations__.items():</w:t>
+        <w:br/>
+        <w:t xml:space="preserve">            if typ is str:</w:t>
+        <w:br/>
+        <w:t xml:space="preserve">                sql = "TEXT"</w:t>
+        <w:br/>
+        <w:t xml:space="preserve">            elif typ is int:</w:t>
+        <w:br/>
+        <w:t xml:space="preserve">                sql = "INTEGER"</w:t>
+        <w:br/>
+        <w:t xml:space="preserve">            elif typ is float:</w:t>
+        <w:br/>
+        <w:t xml:space="preserve">                sql = "REAL"</w:t>
+        <w:br/>
+        <w:t xml:space="preserve">            elif typ is datetime:</w:t>
+        <w:br/>
+        <w:t xml:space="preserve">                sql = "TEXT"</w:t>
+        <w:br/>
+        <w:t xml:space="preserve">            else:</w:t>
+        <w:br/>
+        <w:t xml:space="preserve">                sql = "TEXT"</w:t>
+        <w:br/>
+        <w:t xml:space="preserve">            cols.append(f"{name} {sql}")</w:t>
+        <w:br/>
+        <w:t xml:space="preserve">        return ", ".join(cols)</w:t>
+        <w:br/>
+        <w:br/>
+        <w:t xml:space="preserve">    def _ensure_table(self):</w:t>
+        <w:br/>
+        <w:t xml:space="preserve">        with sqlite3.connect(self.db_path) as conn:</w:t>
+        <w:br/>
+        <w:t xml:space="preserve">            conn.execute(f"CREATE TABLE IF NOT EXISTS {self.table} ({self.schema()})")</w:t>
+        <w:br/>
+        <w:br/>
+        <w:t xml:space="preserve">    def save(self, items: list[entities]):</w:t>
+        <w:br/>
+        <w:t xml:space="preserve">        if not items:</w:t>
+        <w:br/>
+        <w:t xml:space="preserve">            return</w:t>
+        <w:br/>
+        <w:t xml:space="preserve">        rows = []</w:t>
+        <w:br/>
+        <w:t xml:space="preserve">        for it in items:</w:t>
+        <w:br/>
+        <w:t xml:space="preserve">            row = []</w:t>
+        <w:br/>
+        <w:t xml:space="preserve">            for f in self.fields:</w:t>
+        <w:br/>
+        <w:t xml:space="preserve">                v = getattr(it, f)</w:t>
+        <w:br/>
+        <w:t xml:space="preserve">                if isinstance(v, datetime):</w:t>
+        <w:br/>
+        <w:t xml:space="preserve">                    v = json.dumps(v.isoformat())</w:t>
+        <w:br/>
+        <w:t xml:space="preserve">                if isinstance(v, dict):</w:t>
+        <w:br/>
+        <w:t xml:space="preserve">                    v = json.dumps(v)</w:t>
+        <w:br/>
+        <w:t xml:space="preserve">                row.append(v)</w:t>
+        <w:br/>
+        <w:t xml:space="preserve">            rows.append(tuple(row))</w:t>
+        <w:br/>
+        <w:t xml:space="preserve">        placeholders = ",".join(["?"] * len(self.fields))</w:t>
+        <w:br/>
+        <w:t xml:space="preserve">        columns = ",".join(self.fields)</w:t>
+        <w:br/>
+        <w:t xml:space="preserve">        with sqlite3.connect(self.db_path) as conn:</w:t>
+        <w:br/>
+        <w:t xml:space="preserve">            conn.executemany(</w:t>
+        <w:br/>
+        <w:t xml:space="preserve">                f"INSERT INTO {self.table} ({columns}) VALUES ({placeholders})",</w:t>
+        <w:br/>
+        <w:t xml:space="preserve">                rows</w:t>
+        <w:br/>
+        <w:t xml:space="preserve">            )</w:t>
+        <w:br/>
+        <w:br/>
+        <w:t xml:space="preserve">    def load(self, timeframe: str = "1M") -&gt; list[entities]:</w:t>
+        <w:br/>
+        <w:t xml:space="preserve">        with sqlite3.connect(self.db_path) as conn:</w:t>
+        <w:br/>
+        <w:t xml:space="preserve">            cur = conn.cursor()</w:t>
+        <w:br/>
+        <w:t xml:space="preserve">            cur.execute(</w:t>
+        <w:br/>
+        <w:t xml:space="preserve">                f"SELECT * FROM {self.table} WHERE timeframe = ?",</w:t>
+        <w:br/>
+        <w:t xml:space="preserve">                (timeframe,)</w:t>
+        <w:br/>
+        <w:t xml:space="preserve">            )</w:t>
+        <w:br/>
+        <w:t xml:space="preserve">            rows = cur.fetchall()</w:t>
+        <w:br/>
+        <w:t xml:space="preserve">        results = []</w:t>
+        <w:br/>
+        <w:t xml:space="preserve">        for row in rows:</w:t>
+        <w:br/>
+        <w:t xml:space="preserve">            kwargs = {}</w:t>
+        <w:br/>
+        <w:t xml:space="preserve">            for idx, f in enumerate(self.fields):</w:t>
+        <w:br/>
+        <w:t xml:space="preserve">                v = row[idx]</w:t>
+        <w:br/>
+        <w:t xml:space="preserve">                ann = self.entity.__annotations__[f]</w:t>
+        <w:br/>
+        <w:t xml:space="preserve">                if ann is datetime:</w:t>
+        <w:br/>
+        <w:t xml:space="preserve">                    if isinstance(v, str) and v.startswith('"') and v.endswith('"'):</w:t>
+        <w:br/>
+        <w:t xml:space="preserve">                        v = v.strip('"')</w:t>
+        <w:br/>
+        <w:t xml:space="preserve">                    v = datetime.fromisoformat(v)</w:t>
+        <w:br/>
+        <w:t xml:space="preserve">                elif ann is dict:</w:t>
+        <w:br/>
+        <w:t xml:space="preserve">                    v = json.loads(v)</w:t>
+        <w:br/>
+        <w:t xml:space="preserve">                kwargs[f] = v</w:t>
+        <w:br/>
+        <w:t xml:space="preserve">            results.append(self.entity(**kwargs))</w:t>
+        <w:br/>
+        <w:t xml:space="preserve">        return results</w:t>
         <w:br/>
       </w:r>
     </w:p>
@@ -2107,6 +2604,64 @@
         <w:pStyle w:val="Heading2"/>
       </w:pPr>
       <w:r>
+        <w:t>features\engineering\usecase\fetch_and_save.py</w:t>
+      </w:r>
+    </w:p>
+    <w:p>
+      <w:r>
+        <w:t>from app.config import config</w:t>
+        <w:br/>
+        <w:t>from features.engineering.service.sql_service import SQLService</w:t>
+        <w:br/>
+        <w:t>from features.engineering.usecase.combine import CombineUseCase</w:t>
+        <w:br/>
+        <w:br/>
+        <w:t>class FetchAndSaveDataUseCase:</w:t>
+        <w:br/>
+        <w:t xml:space="preserve">    def __init__(self):</w:t>
+        <w:br/>
+        <w:t xml:space="preserve">        self.sql = SQLService()</w:t>
+        <w:br/>
+        <w:br/>
+        <w:t xml:space="preserve">    def execute(</w:t>
+        <w:br/>
+        <w:t xml:space="preserve">        self,</w:t>
+        <w:br/>
+        <w:t xml:space="preserve">        symbol: str = None,</w:t>
+        <w:br/>
+        <w:t xml:space="preserve">        timeframes: list = None,</w:t>
+        <w:br/>
+        <w:t xml:space="preserve">        since = None,</w:t>
+        <w:br/>
+        <w:t xml:space="preserve">        until = None,</w:t>
+        <w:br/>
+        <w:t xml:space="preserve">    ):</w:t>
+        <w:br/>
+        <w:t xml:space="preserve">        symbol = symbol or config.SYMBOL</w:t>
+        <w:br/>
+        <w:t xml:space="preserve">        timeframes = timeframes or config.TIMEFRAMES</w:t>
+        <w:br/>
+        <w:t xml:space="preserve">        since = since or config.START_DATE</w:t>
+        <w:br/>
+        <w:t xml:space="preserve">        until = until or config.END_DATE</w:t>
+        <w:br/>
+        <w:t xml:space="preserve">        for tf in timeframes:</w:t>
+        <w:br/>
+        <w:t xml:space="preserve">            print(f"▶ timeframe = {tf}")</w:t>
+        <w:br/>
+        <w:t xml:space="preserve">            data = CombineUseCase().execute(tf)</w:t>
+        <w:br/>
+        <w:t xml:space="preserve">            print(f"→ fetched {len(data)} engineering rows")</w:t>
+        <w:br/>
+        <w:t xml:space="preserve">            self.sql.save(data)</w:t>
+        <w:br/>
+      </w:r>
+    </w:p>
+    <w:p>
+      <w:pPr>
+        <w:pStyle w:val="Heading2"/>
+      </w:pPr>
+      <w:r>
         <w:t>features\engineering\usecase\indicator.py</w:t>
       </w:r>
     </w:p>
@@ -2121,7 +2676,7 @@
         <w:br/>
         <w:t>from features.engineering.service.indicator_service import IndicatorService</w:t>
         <w:br/>
-        <w:t>from features.engineering.input.data_input import FeatureInputAdapter</w:t>
+        <w:t>from features.engineering.input.data_input import DataInput</w:t>
         <w:br/>
         <w:br/>
         <w:t>class IndicatorUseCase:</w:t>
@@ -2141,7 +2696,7 @@
         <w:br/>
         <w:t xml:space="preserve">        self.service = IndicatorService()</w:t>
         <w:br/>
-        <w:t xml:space="preserve">        self.input_adapter = FeatureInputAdapter()</w:t>
+        <w:t xml:space="preserve">        self.input_adapter = DataInput()</w:t>
         <w:br/>
         <w:br/>
         <w:t xml:space="preserve">    def execute(self, timeframe: str = "1M") -&gt; list[Indicator]:</w:t>
@@ -2158,129 +2713,33 @@
         <w:pStyle w:val="Heading2"/>
       </w:pPr>
       <w:r>
-        <w:t>features\engineering\usecase\sql.py</w:t>
+        <w:t>features\engineering\usecase\load.py</w:t>
       </w:r>
     </w:p>
     <w:p>
       <w:r>
-        <w:t>import sqlite3</w:t>
-        <w:br/>
-        <w:t>import os</w:t>
-        <w:br/>
-        <w:t>import json</w:t>
-        <w:br/>
         <w:t>from typing import List</w:t>
         <w:br/>
-        <w:t>from datetime import datetime</w:t>
-        <w:br/>
-        <w:t>import pandas as pd</w:t>
+        <w:t>from features.engineering.domain.entities.engineering import Engineering</w:t>
+        <w:br/>
+        <w:t>from features.engineering.service.sql_service import SQLService</w:t>
         <w:br/>
         <w:t>from app.config import config as con</w:t>
         <w:br/>
-        <w:t>from features.engineering.domain.entities.engineering import Engineering</w:t>
-        <w:br/>
-        <w:br/>
-        <w:br/>
-        <w:t>class SQLUseCase:</w:t>
-        <w:br/>
+        <w:br/>
+        <w:t>class LoadUseCase:</w:t>
         <w:br/>
         <w:t xml:space="preserve">    def __init__(self):</w:t>
         <w:br/>
-        <w:t xml:space="preserve">        self.db_path = os.path.join(con.STORAGE_DIR)</w:t>
-        <w:br/>
-        <w:br/>
-        <w:t xml:space="preserve">    def save(self, entities: pd.DataFrame):</w:t>
-        <w:br/>
-        <w:t xml:space="preserve">        </w:t>
-        <w:br/>
-        <w:t xml:space="preserve">        with sqlite3.connect(self.db_path) as conn:</w:t>
-        <w:br/>
-        <w:t xml:space="preserve">            conn.execute("DROP TABLE IF EXISTS engineering;")</w:t>
-        <w:br/>
-        <w:t xml:space="preserve">            conn.execute("""</w:t>
-        <w:br/>
-        <w:t xml:space="preserve">            CREATE TABLE engineering (</w:t>
-        <w:br/>
-        <w:t xml:space="preserve">                timestamp TEXT,</w:t>
-        <w:br/>
-        <w:t xml:space="preserve">                timeframe TEXT,</w:t>
-        <w:br/>
-        <w:t xml:space="preserve">                indicator_json TEXT,</w:t>
-        <w:br/>
-        <w:t xml:space="preserve">                temporal_json TEXT</w:t>
-        <w:br/>
-        <w:t xml:space="preserve">            );</w:t>
-        <w:br/>
-        <w:t xml:space="preserve">            """)</w:t>
-        <w:br/>
-        <w:t xml:space="preserve">            rows = []</w:t>
-        <w:br/>
-        <w:t xml:space="preserve">            for _, row in entities.iterrows():</w:t>
-        <w:br/>
-        <w:t xml:space="preserve">                # print(row)</w:t>
-        <w:br/>
-        <w:t xml:space="preserve">                rows.append((</w:t>
-        <w:br/>
-        <w:t xml:space="preserve">                    row['timestamp'].strftime("%Y-%m-%d %H:%M:%S"),</w:t>
-        <w:br/>
-        <w:t xml:space="preserve">                    row['timeframe'],</w:t>
-        <w:br/>
-        <w:t xml:space="preserve">                    json.dumps(row['indicator']),</w:t>
-        <w:br/>
-        <w:t xml:space="preserve">                    json.dumps(row['temporal'])</w:t>
-        <w:br/>
-        <w:t xml:space="preserve">                ))</w:t>
-        <w:br/>
-        <w:t xml:space="preserve">            conn.executemany("""</w:t>
-        <w:br/>
-        <w:t xml:space="preserve">            INSERT INTO engineering (timestamp, timeframe, indicator_json, temporal_json)</w:t>
-        <w:br/>
-        <w:t xml:space="preserve">            VALUES (?, ?, ?, ?)</w:t>
-        <w:br/>
-        <w:t xml:space="preserve">            """, rows)</w:t>
-        <w:br/>
-        <w:br/>
-        <w:t xml:space="preserve">    def load(self, timeframe: str = "1M") -&gt; pd.DataFrame:</w:t>
-        <w:br/>
-        <w:t xml:space="preserve">        with sqlite3.connect(self.db_path) as conn:</w:t>
-        <w:br/>
-        <w:t xml:space="preserve">            query = """</w:t>
-        <w:br/>
-        <w:t xml:space="preserve">                SELECT *</w:t>
-        <w:br/>
-        <w:t xml:space="preserve">                FROM engineering</w:t>
-        <w:br/>
-        <w:t xml:space="preserve">                WHERE timeframe=?</w:t>
-        <w:br/>
-        <w:t xml:space="preserve">            """</w:t>
-        <w:br/>
-        <w:t xml:space="preserve">            rows = conn.execute(query, (timeframe,)).fetchall()</w:t>
-        <w:br/>
-        <w:t xml:space="preserve">        flat_rows = []</w:t>
-        <w:br/>
-        <w:t xml:space="preserve">        for ts, tf, ind_json, tmp_json in rows:</w:t>
-        <w:br/>
-        <w:t xml:space="preserve">            base = {</w:t>
-        <w:br/>
-        <w:t xml:space="preserve">                "timestamp": pd.to_datetime(ts),</w:t>
-        <w:br/>
-        <w:t xml:space="preserve">                "timeframe": tf,</w:t>
-        <w:br/>
-        <w:t xml:space="preserve">            }</w:t>
-        <w:br/>
-        <w:t xml:space="preserve">            base.update(json.loads(ind_json))   # expand indicator</w:t>
-        <w:br/>
-        <w:t xml:space="preserve">            base.update(json.loads(tmp_json))   # expand temporal</w:t>
-        <w:br/>
-        <w:t xml:space="preserve">            flat_rows.append(base)</w:t>
-        <w:br/>
-        <w:br/>
-        <w:t xml:space="preserve">        df = pd.DataFrame(flat_rows)</w:t>
-        <w:br/>
-        <w:t xml:space="preserve">        print(f"✅ Đã tải {len(df)} dòng vào DataFrame [{timeframe}]")</w:t>
-        <w:br/>
-        <w:t xml:space="preserve">        return df</w:t>
-        <w:br/>
+        <w:t xml:space="preserve">        self.sql = SQLService()</w:t>
+        <w:br/>
+        <w:t xml:space="preserve">        self.path = con.STORAGE_DIR</w:t>
+        <w:br/>
+        <w:t xml:space="preserve">    </w:t>
+        <w:br/>
+        <w:t xml:space="preserve">    def load(self, timeframe: str = "1M") -&gt; list[Engineering]:</w:t>
+        <w:br/>
+        <w:t xml:space="preserve">        return self.sql.load(timeframe)</w:t>
       </w:r>
     </w:p>
     <w:p>
@@ -2300,7 +2759,7 @@
         <w:br/>
         <w:t>from features.engineering.domain.entities.temporal import Temporal</w:t>
         <w:br/>
-        <w:t>from features.engineering.input.data_input import FeatureInputAdapter</w:t>
+        <w:t>from features.engineering.input.data_input import DataInput</w:t>
         <w:br/>
         <w:t>from features.engineering.service.temporal_service import TemporalService</w:t>
         <w:br/>
@@ -2312,7 +2771,7 @@
         <w:br/>
         <w:t xml:space="preserve">    def __init__(self):</w:t>
         <w:br/>
-        <w:t xml:space="preserve">        self.adapter = FeatureInputAdapter()</w:t>
+        <w:t xml:space="preserve">        self.adapter = DataInput()</w:t>
         <w:br/>
         <w:t xml:space="preserve">        self.service = TemporalService()</w:t>
         <w:br/>
@@ -2332,7 +2791,7 @@
         <w:pStyle w:val="Heading2"/>
       </w:pPr>
       <w:r>
-        <w:t>features\engineering\workflow\data_workflow.py</w:t>
+        <w:t>features\engineering\workflow\engineering_workflow.py</w:t>
       </w:r>
     </w:p>
     <w:p>
@@ -2341,55 +2800,46 @@
         <w:br/>
         <w:t>import pandas as pd</w:t>
         <w:br/>
-        <w:t>from app.config import config as con</w:t>
-        <w:br/>
-        <w:t>from features.engineering.usecase.sql import SQLUseCase as sql</w:t>
-        <w:br/>
-        <w:t>from features.engineering.usecase.combine import CombineUseCase</w:t>
+        <w:t>from features.engineering.usecase.fetch_and_save import FetchAndSaveDataUseCase</w:t>
+        <w:br/>
+        <w:t>from features.engineering.usecase.load import LoadUseCase</w:t>
         <w:br/>
         <w:br/>
         <w:t>class DataWorkflow:</w:t>
         <w:br/>
-        <w:t xml:space="preserve">    def __init__(self):</w:t>
-        <w:br/>
-        <w:t xml:space="preserve">        self.db_path = con.STORAGE_DIR</w:t>
-        <w:br/>
-        <w:t xml:space="preserve">    </w:t>
-        <w:br/>
-        <w:t xml:space="preserve">    def run(self, timeframe: str = "1M"):</w:t>
-        <w:br/>
-        <w:t xml:space="preserve">        try:</w:t>
-        <w:br/>
-        <w:t xml:space="preserve">            df = sql().load(timeframe)</w:t>
-        <w:br/>
-        <w:t xml:space="preserve">        except Exception as e:</w:t>
-        <w:br/>
-        <w:t xml:space="preserve">            df = self.create()</w:t>
-        <w:br/>
-        <w:t xml:space="preserve">        if df is None or df.empty:</w:t>
-        <w:br/>
-        <w:t xml:space="preserve">            df = self.create()</w:t>
-        <w:br/>
-        <w:t xml:space="preserve">        df = sql().load(timeframe)</w:t>
+        <w:t xml:space="preserve">    def run(self,timeframe: str = "1M"):</w:t>
+        <w:br/>
+        <w:t xml:space="preserve">        data = LoadUseCase().load(timeframe=timeframe)</w:t>
+        <w:br/>
+        <w:t xml:space="preserve">        if not data:</w:t>
+        <w:br/>
+        <w:t xml:space="preserve">            print(f"fetching new data...")</w:t>
+        <w:br/>
+        <w:t xml:space="preserve">            FetchAndSaveDataUseCase().execute(timeframes=[timeframe])</w:t>
+        <w:br/>
+        <w:t xml:space="preserve">            data = LoadUseCase().load(timeframe=timeframe)</w:t>
+        <w:br/>
+        <w:br/>
+        <w:t xml:space="preserve">        if isinstance(data, list) and len(data) &gt; 0:</w:t>
+        <w:br/>
+        <w:t xml:space="preserve">            df = pd.DataFrame([{</w:t>
+        <w:br/>
+        <w:t xml:space="preserve">                "timestamp": e.timestamp,</w:t>
+        <w:br/>
+        <w:t xml:space="preserve">                "timeframe" : e.timeframe,</w:t>
+        <w:br/>
+        <w:t xml:space="preserve">                "indicator": e.indicator,</w:t>
+        <w:br/>
+        <w:t xml:space="preserve">                "temporal": e.temporal</w:t>
+        <w:br/>
+        <w:t xml:space="preserve">            } for e in data])</w:t>
+        <w:br/>
+        <w:t xml:space="preserve">        else:</w:t>
+        <w:br/>
+        <w:t xml:space="preserve">            df = pd.DataFrame()</w:t>
         <w:br/>
         <w:t xml:space="preserve">        return df</w:t>
         <w:br/>
-        <w:br/>
-        <w:t xml:space="preserve">    def create(self):</w:t>
-        <w:br/>
-        <w:t xml:space="preserve">        frames = []</w:t>
-        <w:br/>
-        <w:t xml:space="preserve">        for tf in ["1h", "1d", "1M"]:</w:t>
-        <w:br/>
-        <w:t xml:space="preserve">            tmp = pd.DataFrame(CombineUseCase().execute(tf))</w:t>
-        <w:br/>
-        <w:t xml:space="preserve">            tmp["timeframe"] = tf</w:t>
-        <w:br/>
-        <w:t xml:space="preserve">            frames.append(tmp)</w:t>
-        <w:br/>
-        <w:t xml:space="preserve">        df = pd.concat(frames, ignore_index=True)</w:t>
-        <w:br/>
-        <w:t xml:space="preserve">        sql().save(df)</w:t>
       </w:r>
     </w:p>
     <w:p>
@@ -2407,7 +2857,7 @@
         <w:t>from docx import Document</w:t>
         <w:br/>
         <w:br/>
-        <w:t>VERSION = "1.0.2"</w:t>
+        <w:t>VERSION = "1.0.3"</w:t>
         <w:br/>
         <w:t>SERVICE_NAME = "Feature_labeling"</w:t>
         <w:br/>
@@ -2490,6 +2940,35 @@
         <w:t>if __name__ == '__main__':</w:t>
         <w:br/>
         <w:t xml:space="preserve">    export_code()</w:t>
+        <w:br/>
+      </w:r>
+    </w:p>
+    <w:p>
+      <w:pPr>
+        <w:pStyle w:val="Heading2"/>
+      </w:pPr>
+      <w:r>
+        <w:t>features\label\domain\entities\label.py</w:t>
+      </w:r>
+    </w:p>
+    <w:p>
+      <w:r>
+        <w:t>from dataclasses import dataclass</w:t>
+        <w:br/>
+        <w:t>from datetime import datetime</w:t>
+        <w:br/>
+        <w:br/>
+        <w:t>@dataclass</w:t>
+        <w:br/>
+        <w:t>class Label:</w:t>
+        <w:br/>
+        <w:t xml:space="preserve">    label: str          #none /buy /sell / strong / weak </w:t>
+        <w:br/>
+        <w:t xml:space="preserve">    timeframe: str</w:t>
+        <w:br/>
+        <w:t xml:space="preserve">    t0: datetime</w:t>
+        <w:br/>
+        <w:t xml:space="preserve">    t1: datetime</w:t>
         <w:br/>
       </w:r>
     </w:p>
@@ -2508,21 +2987,7 @@
         <w:t>from features.data.output.data_output import DataOutput</w:t>
         <w:br/>
         <w:br/>
-        <w:t>class FeatureInputAdapter:</w:t>
-        <w:br/>
-        <w:t xml:space="preserve">    """</w:t>
-        <w:br/>
-        <w:t xml:space="preserve">    Adapter lấy dữ liệu từ feature `data` và chuẩn hóa nhẹ cho `feature_engineering`.</w:t>
-        <w:br/>
-        <w:t xml:space="preserve">    Input: DataFrame (timestamp, open, high, low, close, volume, timeframe)</w:t>
-        <w:br/>
-        <w:t xml:space="preserve">    Output: DataFrame đã làm sạch và sẵn sàng tính chỉ báo.</w:t>
-        <w:br/>
-        <w:t xml:space="preserve">    """</w:t>
-        <w:br/>
-        <w:br/>
-        <w:t xml:space="preserve">    REQUIRED_COLUMNS = ["timestamp", "open", "high", "low", "close", "volume"]</w:t>
-        <w:br/>
+        <w:t>class DataInput:</w:t>
         <w:br/>
         <w:t xml:space="preserve">    def __init__(self):</w:t>
         <w:br/>
@@ -2533,35 +2998,40 @@
         <w:br/>
         <w:t xml:space="preserve">        df = self.data_output.get(timeframe=timeframe)</w:t>
         <w:br/>
-        <w:t xml:space="preserve">        if df is None or df.empty:</w:t>
-        <w:br/>
-        <w:t xml:space="preserve">            raise ValueError("Không có dữ liệu từ DataOutput.")</w:t>
-        <w:br/>
-        <w:br/>
-        <w:t xml:space="preserve">        # Kiểm tra cột bắt buộc</w:t>
-        <w:br/>
-        <w:t xml:space="preserve">        missing = [c for c in self.REQUIRED_COLUMNS if c not in df.columns]</w:t>
-        <w:br/>
-        <w:t xml:space="preserve">        if missing:</w:t>
-        <w:br/>
-        <w:t xml:space="preserve">            raise ValueError(f"Thiếu cột bắt buộc trong DataFrame: {missing}")</w:t>
-        <w:br/>
-        <w:br/>
-        <w:t xml:space="preserve">        # Đảm bảo timestamp là datetime</w:t>
-        <w:br/>
-        <w:t xml:space="preserve">        if not pd.api.types.is_datetime64_any_dtype(df["timestamp"]):</w:t>
-        <w:br/>
-        <w:t xml:space="preserve">            df["timestamp"] = pd.to_datetime(df["timestamp"], errors="coerce")</w:t>
-        <w:br/>
-        <w:br/>
-        <w:t xml:space="preserve">        # Loại bỏ dòng lỗi / NaN</w:t>
-        <w:br/>
         <w:t xml:space="preserve">        df = df.dropna(subset=["timestamp", "close"])</w:t>
         <w:br/>
-        <w:t xml:space="preserve">        df = df.sort_values("timestamp").reset_index(drop=True)</w:t>
-        <w:br/>
-        <w:br/>
-        <w:t xml:space="preserve">        print(f"✅ FeatureInputAdapter loaded {len(df)} rows for timeframe {timeframe}")</w:t>
+        <w:t xml:space="preserve">        return df</w:t>
+        <w:br/>
+      </w:r>
+    </w:p>
+    <w:p>
+      <w:pPr>
+        <w:pStyle w:val="Heading2"/>
+      </w:pPr>
+      <w:r>
+        <w:t>features\label\input\engineering_input.py</w:t>
+      </w:r>
+    </w:p>
+    <w:p>
+      <w:r>
+        <w:t>import pandas as pd</w:t>
+        <w:br/>
+        <w:t>from features.engineering.output.engineering_output import EngineeringOutput</w:t>
+        <w:br/>
+        <w:br/>
+        <w:t>class EngineeringInput:</w:t>
+        <w:br/>
+        <w:br/>
+        <w:t xml:space="preserve">    def __init__(self):</w:t>
+        <w:br/>
+        <w:t xml:space="preserve">        self.e_output = EngineeringOutput()</w:t>
+        <w:br/>
+        <w:br/>
+        <w:t xml:space="preserve">    def load(self, timeframe: str = "1M") -&gt; pd.DataFrame:</w:t>
+        <w:br/>
+        <w:t xml:space="preserve">        df = self.e_output.get(timeframe=timeframe)</w:t>
+        <w:br/>
+        <w:t xml:space="preserve">        df = df.dropna(subset=["timestamp", "close"])</w:t>
         <w:br/>
         <w:t xml:space="preserve">        return df</w:t>
         <w:br/>
@@ -2577,31 +3047,1242 @@
     </w:p>
     <w:p>
       <w:r>
-        <w:t># features/data/output/data_output.py</w:t>
-        <w:br/>
         <w:t>import pandas as pd</w:t>
         <w:br/>
-        <w:t>import asyncio</w:t>
-        <w:br/>
-        <w:t>from features.engineering.workflow.data_workflow import DataWorkflow</w:t>
-        <w:br/>
-        <w:br/>
-        <w:t>class DataOutput:</w:t>
+        <w:t>from features.label.workflow.label_workflow import LabelWorkflow</w:t>
+        <w:br/>
+        <w:br/>
+        <w:t>class LabelOutput:</w:t>
         <w:br/>
         <w:t xml:space="preserve">    def __init__(self):</w:t>
         <w:br/>
-        <w:t xml:space="preserve">        self.workflow = DataWorkflow()</w:t>
+        <w:t xml:space="preserve">        self.workflow = LabelWorkflow()</w:t>
         <w:br/>
         <w:br/>
         <w:t xml:space="preserve">    def get(self, timeframe: str = "1M") -&gt; pd.DataFrame:</w:t>
         <w:br/>
-        <w:t xml:space="preserve">        df = self.workflow.run(timeframe)</w:t>
-        <w:br/>
-        <w:t xml:space="preserve">        if df is None or df.empty:</w:t>
+        <w:t xml:space="preserve">        df = self.workflow.run(timeframe=timeframe)</w:t>
+        <w:br/>
+        <w:t xml:space="preserve">        return df</w:t>
+      </w:r>
+    </w:p>
+    <w:p>
+      <w:pPr>
+        <w:pStyle w:val="Heading2"/>
+      </w:pPr>
+      <w:r>
+        <w:t>features\label\service\edit_service.py</w:t>
+      </w:r>
+    </w:p>
+    <w:p>
+      <w:r>
+        <w:t>import pandas as pd</w:t>
+        <w:br/>
+        <w:t>from features.label.domain.entities.label import Label</w:t>
+        <w:br/>
+        <w:br/>
+        <w:t>class EditService:</w:t>
+        <w:br/>
+        <w:t xml:space="preserve">    def convert(self, df: pd.DataFrame) -&gt; list[Label]:</w:t>
+        <w:br/>
+        <w:t xml:space="preserve">        df = df.copy()</w:t>
+        <w:br/>
+        <w:t xml:space="preserve">        df["timestamp_next"] = df["timestamp"].shift(-1)</w:t>
+        <w:br/>
+        <w:t xml:space="preserve">        df["timestamp_next"] = df["timestamp_next"].fillna(df["timestamp"])</w:t>
+        <w:br/>
+        <w:t xml:space="preserve">        labels: list[Label] = []</w:t>
+        <w:br/>
+        <w:t xml:space="preserve">        timeframe = df["timeframe"].iloc[0]</w:t>
+        <w:br/>
+        <w:t xml:space="preserve">        for _, row in df.iterrows():</w:t>
+        <w:br/>
+        <w:t xml:space="preserve">            labels.append(</w:t>
+        <w:br/>
+        <w:t xml:space="preserve">                Label(</w:t>
+        <w:br/>
+        <w:t xml:space="preserve">                    label=row["label"],</w:t>
+        <w:br/>
+        <w:t xml:space="preserve">                    timeframe=timeframe,</w:t>
+        <w:br/>
+        <w:t xml:space="preserve">                    t0=row["timestamp"],</w:t>
+        <w:br/>
+        <w:t xml:space="preserve">                    t1=row["timestamp_next"]</w:t>
+        <w:br/>
+        <w:t xml:space="preserve">                )</w:t>
+        <w:br/>
+        <w:t xml:space="preserve">            )</w:t>
+        <w:br/>
+        <w:t xml:space="preserve">        return labels</w:t>
+        <w:br/>
+        <w:br/>
+        <w:t xml:space="preserve">    def merge(self, labels: list[Label]) -&gt; list[Label]:</w:t>
+        <w:br/>
+        <w:t xml:space="preserve">        if not labels:</w:t>
+        <w:br/>
+        <w:t xml:space="preserve">            return []</w:t>
+        <w:br/>
+        <w:t xml:space="preserve">        labels = sorted(labels, key=lambda x: x.t0)</w:t>
+        <w:br/>
+        <w:t xml:space="preserve">        merged = []</w:t>
+        <w:br/>
+        <w:t xml:space="preserve">        cur = labels[0]</w:t>
+        <w:br/>
+        <w:t xml:space="preserve">        for nxt in labels[1:]:</w:t>
+        <w:br/>
+        <w:t xml:space="preserve">            if nxt.label == cur.label and nxt.t0 == cur.t1:</w:t>
+        <w:br/>
+        <w:t xml:space="preserve">                cur = Label(</w:t>
+        <w:br/>
+        <w:t xml:space="preserve">                    label=cur.label,</w:t>
+        <w:br/>
+        <w:t xml:space="preserve">                    timeframe=cur.timeframe,</w:t>
+        <w:br/>
+        <w:t xml:space="preserve">                    t0=cur.t0,</w:t>
+        <w:br/>
+        <w:t xml:space="preserve">                    t1=nxt.t1</w:t>
+        <w:br/>
+        <w:t xml:space="preserve">                )</w:t>
+        <w:br/>
+        <w:t xml:space="preserve">            else:</w:t>
+        <w:br/>
+        <w:t xml:space="preserve">                merged.append(cur)</w:t>
+        <w:br/>
+        <w:t xml:space="preserve">                cur = nxt</w:t>
+        <w:br/>
+        <w:t xml:space="preserve">        merged.append(cur)</w:t>
+        <w:br/>
+        <w:t xml:space="preserve">        return merged</w:t>
+      </w:r>
+    </w:p>
+    <w:p>
+      <w:pPr>
+        <w:pStyle w:val="Heading2"/>
+      </w:pPr>
+      <w:r>
+        <w:t>features\label\service\sql_service.py</w:t>
+      </w:r>
+    </w:p>
+    <w:p>
+      <w:r>
+        <w:t>from __future__ import annotations</w:t>
+        <w:br/>
+        <w:t>import json</w:t>
+        <w:br/>
+        <w:t>import sqlite3</w:t>
+        <w:br/>
+        <w:t>from datetime import datetime</w:t>
+        <w:br/>
+        <w:t>from app.config import config as con</w:t>
+        <w:br/>
+        <w:t>from features.label.domain.entities.label import Label</w:t>
+        <w:br/>
+        <w:br/>
+        <w:t>entities = Label</w:t>
+        <w:br/>
+        <w:br/>
+        <w:t>class SQLService:</w:t>
+        <w:br/>
+        <w:br/>
+        <w:t xml:space="preserve">    def __init__(self):</w:t>
+        <w:br/>
+        <w:t xml:space="preserve">        self.entity = entities</w:t>
+        <w:br/>
+        <w:t xml:space="preserve">        self.table = self.entity.__name__.lower()</w:t>
+        <w:br/>
+        <w:t xml:space="preserve">        self.db_path = con.STORAGE_DIR</w:t>
+        <w:br/>
+        <w:t xml:space="preserve">        self.fields = list(self.entity.__annotations__.keys())</w:t>
+        <w:br/>
+        <w:t xml:space="preserve">        self._ensure_table()</w:t>
+        <w:br/>
+        <w:br/>
+        <w:t xml:space="preserve">    def schema(self):</w:t>
+        <w:br/>
+        <w:t xml:space="preserve">        cols = []</w:t>
+        <w:br/>
+        <w:t xml:space="preserve">        for name, typ in self.entity.__annotations__.items():</w:t>
+        <w:br/>
+        <w:t xml:space="preserve">            if typ is str:</w:t>
+        <w:br/>
+        <w:t xml:space="preserve">                sql = "TEXT"</w:t>
+        <w:br/>
+        <w:t xml:space="preserve">            elif typ is int:</w:t>
+        <w:br/>
+        <w:t xml:space="preserve">                sql = "INTEGER"</w:t>
+        <w:br/>
+        <w:t xml:space="preserve">            elif typ is float:</w:t>
+        <w:br/>
+        <w:t xml:space="preserve">                sql = "REAL"</w:t>
+        <w:br/>
+        <w:t xml:space="preserve">            elif typ is datetime:</w:t>
+        <w:br/>
+        <w:t xml:space="preserve">                sql = "TEXT"</w:t>
+        <w:br/>
+        <w:t xml:space="preserve">            else:</w:t>
+        <w:br/>
+        <w:t xml:space="preserve">                sql = "TEXT"</w:t>
+        <w:br/>
+        <w:t xml:space="preserve">            cols.append(f"{name} {sql}")</w:t>
+        <w:br/>
+        <w:t xml:space="preserve">        return ", ".join(cols)</w:t>
+        <w:br/>
+        <w:br/>
+        <w:t xml:space="preserve">    def _ensure_table(self):</w:t>
+        <w:br/>
+        <w:t xml:space="preserve">        with sqlite3.connect(self.db_path) as conn:</w:t>
+        <w:br/>
+        <w:t xml:space="preserve">            conn.execute(f"CREATE TABLE IF NOT EXISTS {self.table} ({self.schema()})")</w:t>
+        <w:br/>
+        <w:br/>
+        <w:t xml:space="preserve">    def save(self, items: list[entities]):</w:t>
+        <w:br/>
+        <w:t xml:space="preserve">        if not items:</w:t>
+        <w:br/>
+        <w:t xml:space="preserve">            return</w:t>
+        <w:br/>
+        <w:t xml:space="preserve">        rows = []</w:t>
+        <w:br/>
+        <w:t xml:space="preserve">        for it in items:</w:t>
+        <w:br/>
+        <w:t xml:space="preserve">            row = []</w:t>
+        <w:br/>
+        <w:t xml:space="preserve">            for f in self.fields:</w:t>
+        <w:br/>
+        <w:t xml:space="preserve">                v = getattr(it, f)</w:t>
+        <w:br/>
+        <w:t xml:space="preserve">                if isinstance(v, datetime):</w:t>
+        <w:br/>
+        <w:t xml:space="preserve">                    v = json.dumps(v.isoformat())</w:t>
+        <w:br/>
+        <w:t xml:space="preserve">                if isinstance(v, dict):</w:t>
+        <w:br/>
+        <w:t xml:space="preserve">                    v = json.dumps(v)</w:t>
+        <w:br/>
+        <w:t xml:space="preserve">                row.append(v)</w:t>
+        <w:br/>
+        <w:t xml:space="preserve">            rows.append(tuple(row))</w:t>
+        <w:br/>
+        <w:t xml:space="preserve">        placeholders = ",".join(["?"] * len(self.fields))</w:t>
+        <w:br/>
+        <w:t xml:space="preserve">        columns = ",".join(self.fields)</w:t>
+        <w:br/>
+        <w:t xml:space="preserve">        with sqlite3.connect(self.db_path) as conn:</w:t>
+        <w:br/>
+        <w:t xml:space="preserve">            conn.executemany(</w:t>
+        <w:br/>
+        <w:t xml:space="preserve">                f"INSERT INTO {self.table} ({columns}) VALUES ({placeholders})",</w:t>
+        <w:br/>
+        <w:t xml:space="preserve">                rows</w:t>
+        <w:br/>
+        <w:t xml:space="preserve">            )</w:t>
+        <w:br/>
+        <w:br/>
+        <w:t xml:space="preserve">    def load(self, timeframe: str = "1M") -&gt; list[entities]:</w:t>
+        <w:br/>
+        <w:t xml:space="preserve">        with sqlite3.connect(self.db_path) as conn:</w:t>
+        <w:br/>
+        <w:t xml:space="preserve">            cur = conn.cursor()</w:t>
+        <w:br/>
+        <w:t xml:space="preserve">            cur.execute(</w:t>
+        <w:br/>
+        <w:t xml:space="preserve">                f"SELECT * FROM {self.table} WHERE timeframe = ?",</w:t>
+        <w:br/>
+        <w:t xml:space="preserve">                (timeframe,)</w:t>
+        <w:br/>
+        <w:t xml:space="preserve">            )</w:t>
+        <w:br/>
+        <w:t xml:space="preserve">            rows = cur.fetchall()</w:t>
+        <w:br/>
+        <w:t xml:space="preserve">        results = []</w:t>
+        <w:br/>
+        <w:t xml:space="preserve">        for row in rows:</w:t>
+        <w:br/>
+        <w:t xml:space="preserve">            kwargs = {}</w:t>
+        <w:br/>
+        <w:t xml:space="preserve">            for idx, f in enumerate(self.fields):</w:t>
+        <w:br/>
+        <w:t xml:space="preserve">                v = row[idx]</w:t>
+        <w:br/>
+        <w:t xml:space="preserve">                ann = self.entity.__annotations__[f]</w:t>
+        <w:br/>
+        <w:t xml:space="preserve">                if ann is datetime:</w:t>
+        <w:br/>
+        <w:t xml:space="preserve">                    if isinstance(v, str) and v.startswith('"') and v.endswith('"'):</w:t>
+        <w:br/>
+        <w:t xml:space="preserve">                        v = v.strip('"')</w:t>
+        <w:br/>
+        <w:t xml:space="preserve">                    v = datetime.fromisoformat(v)</w:t>
+        <w:br/>
+        <w:t xml:space="preserve">                elif ann is dict:</w:t>
+        <w:br/>
+        <w:t xml:space="preserve">                    v = json.loads(v)</w:t>
+        <w:br/>
+        <w:t xml:space="preserve">                kwargs[f] = v</w:t>
+        <w:br/>
+        <w:t xml:space="preserve">            results.append(self.entity(**kwargs))</w:t>
+        <w:br/>
+        <w:t xml:space="preserve">        return results</w:t>
+        <w:br/>
+      </w:r>
+    </w:p>
+    <w:p>
+      <w:pPr>
+        <w:pStyle w:val="Heading2"/>
+      </w:pPr>
+      <w:r>
+        <w:t>features\label\service\strength_service.py</w:t>
+      </w:r>
+    </w:p>
+    <w:p>
+      <w:r>
+        <w:t>import pandas as pd</w:t>
+        <w:br/>
+        <w:t>import numpy as np</w:t>
+        <w:br/>
+        <w:t>from features.label.domain.entities.label import Label</w:t>
+        <w:br/>
+        <w:t>from features.label.service.edit_service import EditService as edit</w:t>
+        <w:br/>
+        <w:br/>
+        <w:br/>
+        <w:t>class StrengthService:</w:t>
+        <w:br/>
+        <w:t xml:space="preserve">    def __init__(self,</w:t>
+        <w:br/>
+        <w:t xml:space="preserve">                vol_window: int = 20,</w:t>
+        <w:br/>
+        <w:t xml:space="preserve">                atr_window: int = 14,</w:t>
+        <w:br/>
+        <w:t xml:space="preserve">                strong_th: float = 1.2,</w:t>
+        <w:br/>
+        <w:t xml:space="preserve">                weak_th: float = 0.8):</w:t>
+        <w:br/>
+        <w:t xml:space="preserve">        self.vol_window = vol_window</w:t>
+        <w:br/>
+        <w:t xml:space="preserve">        self.atr_window = atr_window</w:t>
+        <w:br/>
+        <w:t xml:space="preserve">        self.strong_th = strong_th</w:t>
+        <w:br/>
+        <w:t xml:space="preserve">        self.weak_th = weak_th</w:t>
+        <w:br/>
+        <w:br/>
+        <w:t xml:space="preserve">    def compute_atr(self, df: pd.DataFrame) -&gt; pd.Series:</w:t>
+        <w:br/>
+        <w:t xml:space="preserve">        high_low = df["high"] - df["low"]</w:t>
+        <w:br/>
+        <w:t xml:space="preserve">        high_close = (df["high"] - df["close"].shift()).abs()</w:t>
+        <w:br/>
+        <w:t xml:space="preserve">        low_close = (df["low"] - df["close"].shift()).abs()</w:t>
+        <w:br/>
+        <w:t xml:space="preserve">        tr = pd.concat([high_low, high_close, low_close], axis=1).max(axis=1)</w:t>
+        <w:br/>
+        <w:t xml:space="preserve">        atr = tr.rolling(self.atr_window).mean().fillna(method="bfill")</w:t>
+        <w:br/>
+        <w:t xml:space="preserve">        return atr</w:t>
+        <w:br/>
+        <w:br/>
+        <w:t xml:space="preserve">    def compute_volume_stability(self, df: pd.DataFrame) -&gt; pd.Series:</w:t>
+        <w:br/>
+        <w:t xml:space="preserve">        vol_ma = df["volume"].rolling(self.vol_window).mean()</w:t>
+        <w:br/>
+        <w:t xml:space="preserve">        vol_std = df["volume"].rolling(self.vol_window).std()</w:t>
+        <w:br/>
+        <w:t xml:space="preserve">        stability = (vol_ma / vol_std).fillna(0)</w:t>
+        <w:br/>
+        <w:t xml:space="preserve">        return stability</w:t>
+        <w:br/>
+        <w:t xml:space="preserve">    </w:t>
+        <w:br/>
+        <w:t xml:space="preserve">    def compute_volatility_stability(self, df: pd.DataFrame, atr: pd.Series) -&gt; pd.Series:</w:t>
+        <w:br/>
+        <w:t xml:space="preserve">        atr_ma = atr.rolling(self.vol_window).mean()</w:t>
+        <w:br/>
+        <w:t xml:space="preserve">        stability = (atr_ma / atr).fillna(0)</w:t>
+        <w:br/>
+        <w:t xml:space="preserve">        return stability</w:t>
+        <w:br/>
+        <w:br/>
+        <w:t xml:space="preserve">    def execute(self, df: pd.DataFrame) -&gt; list[Label]:</w:t>
+        <w:br/>
+        <w:t xml:space="preserve">        df = df.copy()</w:t>
+        <w:br/>
+        <w:t xml:space="preserve">        df["atr"] = self.compute_atr(df)</w:t>
+        <w:br/>
+        <w:t xml:space="preserve">        df["vol_stab"] = self.compute_volume_stability(df)</w:t>
+        <w:br/>
+        <w:t xml:space="preserve">        df["volatility_stab"] = self.compute_volatility_stability(df, df["atr"])</w:t>
+        <w:br/>
+        <w:t xml:space="preserve">        df["liquidity_score"] = df["vol_stab"] * df["volatility_stab"]</w:t>
+        <w:br/>
+        <w:t xml:space="preserve">        df["label"] = np.where(</w:t>
+        <w:br/>
+        <w:t xml:space="preserve">            df["liquidity_score"] &gt; self.strong_th, "strong",</w:t>
+        <w:br/>
+        <w:t xml:space="preserve">            np.where(df["liquidity_score"] &lt; self.weak_th, "weak", "normal")</w:t>
+        <w:br/>
+        <w:t xml:space="preserve">        )</w:t>
+        <w:br/>
+        <w:t xml:space="preserve">        return edit().merge(edit().convert(df))</w:t>
+      </w:r>
+    </w:p>
+    <w:p>
+      <w:pPr>
+        <w:pStyle w:val="Heading2"/>
+      </w:pPr>
+      <w:r>
+        <w:t>features\label\service\trend_service.py</w:t>
+      </w:r>
+    </w:p>
+    <w:p>
+      <w:r>
+        <w:t>import pandas as pd</w:t>
+        <w:br/>
+        <w:t>import numpy as np</w:t>
+        <w:br/>
+        <w:t>from hmmlearn.hmm import GaussianHMM</w:t>
+        <w:br/>
+        <w:t>from features.label.domain.entities.label import Label</w:t>
+        <w:br/>
+        <w:t>from features.label.service.edit_service import EditService as edit</w:t>
+        <w:br/>
+        <w:br/>
+        <w:br/>
+        <w:t>class TrendService:</w:t>
+        <w:br/>
+        <w:br/>
+        <w:t xml:space="preserve">    def __init__(self, n_regimes: int = 3,</w:t>
+        <w:br/>
+        <w:t xml:space="preserve">                spike_threshold: float = 0.03,    # tăng/giảm &gt; 6% là breakout</w:t>
+        <w:br/>
+        <w:t xml:space="preserve">                min_trend_len: int = 3):          # ít nhất 3 nến liên tiếp</w:t>
+        <w:br/>
+        <w:t xml:space="preserve">        self.n_regimes = n_regimes</w:t>
+        <w:br/>
+        <w:t xml:space="preserve">        self.hmm_model = None</w:t>
+        <w:br/>
+        <w:t xml:space="preserve">        self.spike_threshold = spike_threshold</w:t>
+        <w:br/>
+        <w:t xml:space="preserve">        self.min_trend_len = min_trend_len</w:t>
+        <w:br/>
+        <w:br/>
+        <w:t xml:space="preserve">    def hmm_trend(self, df: pd.DataFrame) -&gt; pd.DataFrame:</w:t>
+        <w:br/>
+        <w:t xml:space="preserve">        df = df.copy()</w:t>
+        <w:br/>
+        <w:br/>
+        <w:t xml:space="preserve">        df["ret"] = df["close"].pct_change().fillna(0)</w:t>
+        <w:br/>
+        <w:t xml:space="preserve">        df["vol"] = df["ret"].rolling(5).std().fillna(method="bfill")</w:t>
+        <w:br/>
+        <w:t xml:space="preserve">        X = df[["ret", "vol"]].values</w:t>
+        <w:br/>
+        <w:t xml:space="preserve">        self.hmm_model = GaussianHMM(</w:t>
+        <w:br/>
+        <w:t xml:space="preserve">            n_components=self.n_regimes,</w:t>
+        <w:br/>
+        <w:t xml:space="preserve">            covariance_type="full",</w:t>
+        <w:br/>
+        <w:t xml:space="preserve">            n_iter=200</w:t>
+        <w:br/>
+        <w:t xml:space="preserve">        )</w:t>
+        <w:br/>
+        <w:t xml:space="preserve">        self.hmm_model.fit(X)</w:t>
+        <w:br/>
+        <w:t xml:space="preserve">        df["regime"] = self.hmm_model.predict(X)</w:t>
+        <w:br/>
+        <w:t xml:space="preserve">        means = df.groupby("regime")["ret"].mean().sort_values()</w:t>
+        <w:br/>
+        <w:t xml:space="preserve">        mapping = {</w:t>
+        <w:br/>
+        <w:t xml:space="preserve">            means.index[0]: "bear",</w:t>
+        <w:br/>
+        <w:t xml:space="preserve">            means.index[1]: "neutral",</w:t>
+        <w:br/>
+        <w:t xml:space="preserve">            means.index[2]: "bull"</w:t>
+        <w:br/>
+        <w:t xml:space="preserve">        }</w:t>
+        <w:br/>
+        <w:t xml:space="preserve">        df["regime_label"] = df["regime"].map(mapping)</w:t>
+        <w:br/>
+        <w:t xml:space="preserve">        return df</w:t>
+        <w:br/>
+        <w:br/>
+        <w:t xml:space="preserve">    def detect_spikes(self, df: pd.DataFrame) -&gt; pd.DataFrame:</w:t>
+        <w:br/>
+        <w:t xml:space="preserve">        df = df.copy()</w:t>
+        <w:br/>
+        <w:t xml:space="preserve">        df["spike_up"] = df["ret"] &gt; self.spike_threshold</w:t>
+        <w:br/>
+        <w:t xml:space="preserve">        df["spike_down"] = df["ret"] &lt; -self.spike_threshold</w:t>
+        <w:br/>
+        <w:t xml:space="preserve">        return df</w:t>
+        <w:br/>
+        <w:br/>
+        <w:t xml:space="preserve">    def apply_trend_rule(self, df: pd.DataFrame) -&gt; pd.DataFrame:</w:t>
+        <w:br/>
+        <w:t xml:space="preserve">        df = df.copy()</w:t>
+        <w:br/>
+        <w:t xml:space="preserve">        labels = []</w:t>
+        <w:br/>
+        <w:t xml:space="preserve">        streak = 1</w:t>
+        <w:br/>
+        <w:t xml:space="preserve">        prev = df["regime_label"].iloc[0]</w:t>
+        <w:br/>
+        <w:t xml:space="preserve">        for i in range(len(df)):</w:t>
+        <w:br/>
+        <w:t xml:space="preserve">            curr = df["regime_label"].iloc[i]</w:t>
+        <w:br/>
+        <w:t xml:space="preserve">            if df["spike_up"].iloc[i]:</w:t>
+        <w:br/>
+        <w:t xml:space="preserve">                labels.append("buy")</w:t>
+        <w:br/>
+        <w:t xml:space="preserve">                streak = 1</w:t>
+        <w:br/>
+        <w:t xml:space="preserve">                prev = curr</w:t>
+        <w:br/>
+        <w:t xml:space="preserve">                continue</w:t>
+        <w:br/>
+        <w:t xml:space="preserve">            if df["spike_down"].iloc[i]:</w:t>
+        <w:br/>
+        <w:t xml:space="preserve">                labels.append("sell")</w:t>
+        <w:br/>
+        <w:t xml:space="preserve">                streak = 1</w:t>
+        <w:br/>
+        <w:t xml:space="preserve">                prev = curr</w:t>
+        <w:br/>
+        <w:t xml:space="preserve">                continue</w:t>
+        <w:br/>
+        <w:t xml:space="preserve">            if curr == prev:</w:t>
+        <w:br/>
+        <w:t xml:space="preserve">                streak += 1</w:t>
+        <w:br/>
+        <w:t xml:space="preserve">            else:</w:t>
+        <w:br/>
+        <w:t xml:space="preserve">                streak = 1</w:t>
+        <w:br/>
+        <w:t xml:space="preserve">                prev = curr</w:t>
+        <w:br/>
+        <w:t xml:space="preserve">            if curr == "bull" and streak &gt;= self.min_trend_len:</w:t>
+        <w:br/>
+        <w:t xml:space="preserve">                labels.append("buy")</w:t>
+        <w:br/>
+        <w:t xml:space="preserve">            elif curr == "bear" and streak &gt;= self.min_trend_len:</w:t>
+        <w:br/>
+        <w:t xml:space="preserve">                labels.append("sell")</w:t>
+        <w:br/>
+        <w:t xml:space="preserve">            else:</w:t>
+        <w:br/>
+        <w:t xml:space="preserve">                labels.append("none")</w:t>
+        <w:br/>
+        <w:t xml:space="preserve">        df["label"] = labels</w:t>
+        <w:br/>
+        <w:t xml:space="preserve">        return df</w:t>
+        <w:br/>
+        <w:br/>
+        <w:t xml:space="preserve">    def execute(self, df: pd.DataFrame) -&gt; list[Label]:</w:t>
+        <w:br/>
+        <w:t xml:space="preserve">        df = self.hmm_trend(df)</w:t>
+        <w:br/>
+        <w:t xml:space="preserve">        df = self.detect_spikes(df)</w:t>
+        <w:br/>
+        <w:t xml:space="preserve">        df = self.apply_trend_rule(df)</w:t>
+        <w:br/>
+        <w:t xml:space="preserve">        return edit().merge(edit().convert(df))</w:t>
+        <w:br/>
+      </w:r>
+    </w:p>
+    <w:p>
+      <w:pPr>
+        <w:pStyle w:val="Heading2"/>
+      </w:pPr>
+      <w:r>
+        <w:t>features\label\usecase\fetch_and_save.py</w:t>
+      </w:r>
+    </w:p>
+    <w:p>
+      <w:r>
+        <w:t>from app.config import config</w:t>
+        <w:br/>
+        <w:t>from features.label.input.data_input import DataInput</w:t>
+        <w:br/>
+        <w:t>from features.label.input.engineering_input import EngineeringInput</w:t>
+        <w:br/>
+        <w:t>from features.label.service.sql_service import SQLService</w:t>
+        <w:br/>
+        <w:t>from features.label.usecase.labels import LabelUsecase</w:t>
+        <w:br/>
+        <w:t>class FetchAndSaveUseCase:</w:t>
+        <w:br/>
+        <w:t xml:space="preserve">    def __init__(self):</w:t>
+        <w:br/>
+        <w:t xml:space="preserve">        self.sql = SQLService()</w:t>
+        <w:br/>
+        <w:t xml:space="preserve">        self.d_data = DataInput()</w:t>
+        <w:br/>
+        <w:t xml:space="preserve">        self.e_data = EngineeringInput()</w:t>
+        <w:br/>
+        <w:br/>
+        <w:t xml:space="preserve">    def execute(</w:t>
+        <w:br/>
+        <w:t xml:space="preserve">        self,</w:t>
+        <w:br/>
+        <w:t xml:space="preserve">        symbol: str = None,</w:t>
+        <w:br/>
+        <w:t xml:space="preserve">        timeframes: list = None,</w:t>
+        <w:br/>
+        <w:t xml:space="preserve">        since = None,</w:t>
+        <w:br/>
+        <w:t xml:space="preserve">        until = None,</w:t>
+        <w:br/>
+        <w:t xml:space="preserve">    ):</w:t>
+        <w:br/>
+        <w:t xml:space="preserve">        symbol = symbol or config.SYMBOL</w:t>
+        <w:br/>
+        <w:t xml:space="preserve">        timeframes = timeframes or config.TIMEFRAMES</w:t>
+        <w:br/>
+        <w:t xml:space="preserve">        since = since or config.START_DATE</w:t>
+        <w:br/>
+        <w:t xml:space="preserve">        until = until or config.END_DATE</w:t>
+        <w:br/>
+        <w:br/>
+        <w:t xml:space="preserve">        for tf in timeframes:</w:t>
+        <w:br/>
+        <w:t xml:space="preserve">            print(f"  ▶ timeframe = {tf} ...")</w:t>
+        <w:br/>
+        <w:t xml:space="preserve">            data = LabelUsecase().execute(tf=tf)</w:t>
+        <w:br/>
+        <w:t xml:space="preserve">            self.sql.save(data)</w:t>
+        <w:br/>
+      </w:r>
+    </w:p>
+    <w:p>
+      <w:pPr>
+        <w:pStyle w:val="Heading2"/>
+      </w:pPr>
+      <w:r>
+        <w:t>features\label\usecase\labels.py</w:t>
+      </w:r>
+    </w:p>
+    <w:p>
+      <w:r>
+        <w:t>from features.label.domain.entities.label import Label</w:t>
+        <w:br/>
+        <w:t>from features.label.input.data_input import DataInput</w:t>
+        <w:br/>
+        <w:t>from features.label.service.strength_service import StrengthService</w:t>
+        <w:br/>
+        <w:t>from features.label.service.trend_service import TrendService</w:t>
+        <w:br/>
+        <w:br/>
+        <w:br/>
+        <w:t>class LabelUsecase:</w:t>
+        <w:br/>
+        <w:t xml:space="preserve">    def __init__(self):</w:t>
+        <w:br/>
+        <w:t xml:space="preserve">        self.ts = TrendService()</w:t>
+        <w:br/>
+        <w:t xml:space="preserve">        self.ss = StrengthService()</w:t>
+        <w:br/>
+        <w:br/>
+        <w:t xml:space="preserve">    def execute(self, tf: str = "1M") -&gt; list[Label]:</w:t>
+        <w:br/>
+        <w:t xml:space="preserve">        data = DataInput().load(timeframe=tf)</w:t>
+        <w:br/>
+        <w:t xml:space="preserve">        df_t = self.ts.execute(data)</w:t>
+        <w:br/>
+        <w:t xml:space="preserve">        df_s = self.ss.execute(data)</w:t>
+        <w:br/>
+        <w:t xml:space="preserve">        df = df_t + df_s</w:t>
+        <w:br/>
+        <w:t xml:space="preserve">        return df</w:t>
+      </w:r>
+    </w:p>
+    <w:p>
+      <w:pPr>
+        <w:pStyle w:val="Heading2"/>
+      </w:pPr>
+      <w:r>
+        <w:t>features\label\usecase\load.py</w:t>
+      </w:r>
+    </w:p>
+    <w:p>
+      <w:r>
+        <w:t>from features.label.service.sql_service import SQLService</w:t>
+        <w:br/>
+        <w:t>from features.label.domain.entities.label import Label</w:t>
+        <w:br/>
+        <w:br/>
+        <w:t>class LoadUseCase:</w:t>
+        <w:br/>
+        <w:t xml:space="preserve">    def __init__(self):</w:t>
+        <w:br/>
+        <w:t xml:space="preserve">        self.sql = SQLService()</w:t>
+        <w:br/>
+        <w:t xml:space="preserve">    </w:t>
+        <w:br/>
+        <w:t xml:space="preserve">    def load(self,timeframe: str = "1M") -&gt; list[Label]:</w:t>
+        <w:br/>
+        <w:t xml:space="preserve">        return self.sql.load(timeframe)</w:t>
+      </w:r>
+    </w:p>
+    <w:p>
+      <w:pPr>
+        <w:pStyle w:val="Heading2"/>
+      </w:pPr>
+      <w:r>
+        <w:t>features\label\workflow\label_workflow.py</w:t>
+      </w:r>
+    </w:p>
+    <w:p>
+      <w:r>
+        <w:br/>
+        <w:br/>
+        <w:t>from datetime import datetime</w:t>
+        <w:br/>
+        <w:t>from features.label.usecase.fetch_and_save import FetchAndSaveUseCase</w:t>
+        <w:br/>
+        <w:t>from features.label.usecase.labels import LabelUsecase</w:t>
+        <w:br/>
+        <w:t>from features.label.usecase.load import LoadUseCase</w:t>
+        <w:br/>
+        <w:br/>
+        <w:br/>
+        <w:t>class LabelWorkflow:</w:t>
+        <w:br/>
+        <w:t xml:space="preserve">    def __init__(self):</w:t>
+        <w:br/>
+        <w:t xml:space="preserve">        self.load = LoadUseCase().load</w:t>
+        <w:br/>
+        <w:br/>
+        <w:t xml:space="preserve">    def run(self, timeframe: str = "1M"):</w:t>
+        <w:br/>
+        <w:t xml:space="preserve">        df = self.load(timeframe=timeframe)</w:t>
+        <w:br/>
+        <w:t xml:space="preserve">        if not df:</w:t>
+        <w:br/>
+        <w:t xml:space="preserve">            FetchAndSaveUseCase().execute()</w:t>
+        <w:br/>
+        <w:t xml:space="preserve">            df = self.load(timeframe=timeframe)</w:t>
+        <w:br/>
+        <w:t xml:space="preserve">        return df</w:t>
+      </w:r>
+    </w:p>
+    <w:p>
+      <w:pPr>
+        <w:pStyle w:val="Heading2"/>
+      </w:pPr>
+      <w:r>
+        <w:t>features\learning\doc\export_code.py</w:t>
+      </w:r>
+    </w:p>
+    <w:p>
+      <w:r>
+        <w:t>import os</w:t>
+        <w:br/>
+        <w:t>from docx import Document</w:t>
+        <w:br/>
+        <w:br/>
+        <w:t>VERSION = "1.0.3"</w:t>
+        <w:br/>
+        <w:t>SERVICE_NAME = "Feature_labeling"</w:t>
+        <w:br/>
+        <w:t>OUTPUT_NAME = f"{VERSION}_{SERVICE_NAME}.docx"</w:t>
+        <w:br/>
+        <w:br/>
+        <w:t>def export_code():</w:t>
+        <w:br/>
+        <w:t xml:space="preserve">    current_dir = os.path.dirname(os.path.abspath(__file__))</w:t>
+        <w:br/>
+        <w:t xml:space="preserve">    print("[DEBUG] Đường dẫn file export_code.py:", current_dir)</w:t>
+        <w:br/>
+        <w:br/>
+        <w:t xml:space="preserve">    service_path = os.path.abspath(os.path.join(current_dir, ".."))</w:t>
+        <w:br/>
+        <w:t xml:space="preserve">    print("[DEBUG] Đường dẫn đến service:", service_path)</w:t>
+        <w:br/>
+        <w:br/>
+        <w:t xml:space="preserve">    if not os.path.exists(service_path):</w:t>
+        <w:br/>
+        <w:t xml:space="preserve">        print("[❌] Không tìm thấy thư mục:", service_path)</w:t>
+        <w:br/>
+        <w:t xml:space="preserve">        return</w:t>
+        <w:br/>
+        <w:br/>
+        <w:t xml:space="preserve">    doc = Document()</w:t>
+        <w:br/>
+        <w:t xml:space="preserve">    doc.add_heading(f"📦 Mã nguồn: {SERVICE_NAME}", level=1)</w:t>
+        <w:br/>
+        <w:br/>
+        <w:t xml:space="preserve">    file_count = 0</w:t>
+        <w:br/>
+        <w:br/>
+        <w:t xml:space="preserve">    for root, dirs, files in os.walk(service_path):</w:t>
+        <w:br/>
+        <w:t xml:space="preserve">        print("[DEBUG] Đang đọc thư mục:", root)</w:t>
+        <w:br/>
+        <w:br/>
+        <w:t xml:space="preserve">        for file in files:</w:t>
+        <w:br/>
+        <w:t xml:space="preserve">            if not file.endswith(".py"):</w:t>
+        <w:br/>
+        <w:t xml:space="preserve">                continue</w:t>
+        <w:br/>
+        <w:br/>
+        <w:t xml:space="preserve">            file_path = os.path.join(root, file)</w:t>
+        <w:br/>
+        <w:t xml:space="preserve">            rel_path = os.path.relpath(file_path, service_path)</w:t>
+        <w:br/>
+        <w:br/>
+        <w:t xml:space="preserve">            print(f"📄 Đọc file: {rel_path}")</w:t>
+        <w:br/>
+        <w:br/>
+        <w:t xml:space="preserve">            try:</w:t>
+        <w:br/>
+        <w:t xml:space="preserve">                with open(file_path, 'r', encoding='utf-8') as f:</w:t>
+        <w:br/>
+        <w:t xml:space="preserve">                    content = f.read()</w:t>
+        <w:br/>
+        <w:br/>
+        <w:t xml:space="preserve">                doc.add_heading(rel_path, level=2)</w:t>
+        <w:br/>
+        <w:t xml:space="preserve">                doc.add_paragraph(content, style='Code')</w:t>
+        <w:br/>
+        <w:t xml:space="preserve">                file_count += 1</w:t>
+        <w:br/>
+        <w:br/>
+        <w:t xml:space="preserve">            except Exception as e:</w:t>
+        <w:br/>
+        <w:t xml:space="preserve">                print(f"Không đọc được file: {file_path} → {type(e).__name__}: {str(e)}")</w:t>
+        <w:br/>
+        <w:br/>
+        <w:t xml:space="preserve">    output_path = os.path.abspath(os.path.join(current_dir, "../doc", OUTPUT_NAME))</w:t>
+        <w:br/>
+        <w:t xml:space="preserve">    doc.save(output_path)</w:t>
+        <w:br/>
+        <w:t xml:space="preserve">    print(f"✅ Hoàn tất. Đã ghi {file_count} file vào: {output_path}")</w:t>
+        <w:br/>
+        <w:br/>
+        <w:t>if __name__ == '__main__':</w:t>
+        <w:br/>
+        <w:t xml:space="preserve">    export_code()</w:t>
+        <w:br/>
+      </w:r>
+    </w:p>
+    <w:p>
+      <w:pPr>
+        <w:pStyle w:val="Heading2"/>
+      </w:pPr>
+      <w:r>
+        <w:t>features\learning\domain\entities\model.py</w:t>
+      </w:r>
+    </w:p>
+    <w:p/>
+    <w:p>
+      <w:pPr>
+        <w:pStyle w:val="Heading2"/>
+      </w:pPr>
+      <w:r>
+        <w:t>features\learning\input\data_input.py</w:t>
+      </w:r>
+    </w:p>
+    <w:p>
+      <w:r>
+        <w:t>import pandas as pd</w:t>
+        <w:br/>
+        <w:t>from features.data.output.data_output import DataOutput</w:t>
+        <w:br/>
+        <w:br/>
+        <w:t>class DataInput:</w:t>
+        <w:br/>
+        <w:t xml:space="preserve">    def __init__(self):</w:t>
+        <w:br/>
+        <w:t xml:space="preserve">        self.data_output = DataOutput()</w:t>
+        <w:br/>
+        <w:br/>
+        <w:t xml:space="preserve">    def load(self, timeframe: str = "1M") -&gt; pd.DataFrame:</w:t>
+        <w:br/>
+        <w:t xml:space="preserve">        df = self.data_output.get(timeframe=timeframe)</w:t>
+        <w:br/>
+        <w:t xml:space="preserve">        df = df.dropna(subset=["timestamp", "close"])</w:t>
+        <w:br/>
+        <w:t xml:space="preserve">        return df</w:t>
+        <w:br/>
+      </w:r>
+    </w:p>
+    <w:p>
+      <w:pPr>
+        <w:pStyle w:val="Heading2"/>
+      </w:pPr>
+      <w:r>
+        <w:t>features\learning\input\engineering_input.py</w:t>
+      </w:r>
+    </w:p>
+    <w:p>
+      <w:r>
+        <w:t>import pandas as pd</w:t>
+        <w:br/>
+        <w:t>from features.engineering.output.engineering_output import EngineeringOutput</w:t>
+        <w:br/>
+        <w:br/>
+        <w:t>class EngineeringInput:</w:t>
+        <w:br/>
+        <w:br/>
+        <w:t xml:space="preserve">    def __init__(self):</w:t>
+        <w:br/>
+        <w:t xml:space="preserve">        self.e_output = EngineeringOutput()</w:t>
+        <w:br/>
+        <w:br/>
+        <w:t xml:space="preserve">    def load(self, timeframe: str = "1M") -&gt; pd.DataFrame:</w:t>
+        <w:br/>
+        <w:t xml:space="preserve">        df = self.e_output.get(timeframe=timeframe)</w:t>
+        <w:br/>
+        <w:t xml:space="preserve">        df = df.dropna(subset=["timestamp", "close"])</w:t>
+        <w:br/>
+        <w:t xml:space="preserve">        return df</w:t>
+        <w:br/>
+      </w:r>
+    </w:p>
+    <w:p>
+      <w:pPr>
+        <w:pStyle w:val="Heading2"/>
+      </w:pPr>
+      <w:r>
+        <w:t>features\learning\output\learning_output.py</w:t>
+      </w:r>
+    </w:p>
+    <w:p>
+      <w:r>
+        <w:t>import pandas as pd</w:t>
+        <w:br/>
+        <w:t>from features.label.workflow.label_workflow import LabelWorkflow</w:t>
+        <w:br/>
+        <w:br/>
+        <w:t>class EngineeringOutput:</w:t>
+        <w:br/>
+        <w:t xml:space="preserve">    def __init__(self):</w:t>
+        <w:br/>
+        <w:t xml:space="preserve">        self.workflow = LabelWorkflow()</w:t>
+        <w:br/>
+        <w:br/>
+        <w:t xml:space="preserve">    def get(self, timeframe: str = "1M") -&gt; pd.DataFrame:</w:t>
+        <w:br/>
+        <w:t xml:space="preserve">        df = self.workflow.run(timeframe=timeframe)</w:t>
+        <w:br/>
+        <w:t xml:space="preserve">        if df.empty or df is None:</w:t>
         <w:br/>
         <w:t xml:space="preserve">            print("⚠️ No data found for output.")</w:t>
         <w:br/>
         <w:t xml:space="preserve">            return pd.DataFrame()</w:t>
+        <w:br/>
+        <w:t xml:space="preserve">        return df</w:t>
+      </w:r>
+    </w:p>
+    <w:p>
+      <w:pPr>
+        <w:pStyle w:val="Heading2"/>
+      </w:pPr>
+      <w:r>
+        <w:t>features\learning\service\sql_service.py</w:t>
+      </w:r>
+    </w:p>
+    <w:p>
+      <w:r>
+        <w:t>from __future__ import annotations</w:t>
+        <w:br/>
+        <w:t>import json</w:t>
+        <w:br/>
+        <w:t>import sqlite3</w:t>
+        <w:br/>
+        <w:t>from datetime import datetime</w:t>
+        <w:br/>
+        <w:t>from app.config import config as con</w:t>
+        <w:br/>
+        <w:t>from features.label.domain.entities.label import Label</w:t>
+        <w:br/>
+        <w:br/>
+        <w:t>entities = Label</w:t>
+        <w:br/>
+        <w:br/>
+        <w:t>class SQLService:</w:t>
+        <w:br/>
+        <w:br/>
+        <w:t xml:space="preserve">    def __init__(self):</w:t>
+        <w:br/>
+        <w:t xml:space="preserve">        self.entity = entities</w:t>
+        <w:br/>
+        <w:t xml:space="preserve">        self.table = self.entity.__name__.lower()</w:t>
+        <w:br/>
+        <w:t xml:space="preserve">        self.db_path = con.STORAGE_DIR</w:t>
+        <w:br/>
+        <w:t xml:space="preserve">        self.fields = list(self.entity.__annotations__.keys())</w:t>
+        <w:br/>
+        <w:t xml:space="preserve">        self._ensure_table()</w:t>
+        <w:br/>
+        <w:br/>
+        <w:t xml:space="preserve">    def schema(self):</w:t>
+        <w:br/>
+        <w:t xml:space="preserve">        cols = []</w:t>
+        <w:br/>
+        <w:t xml:space="preserve">        for name, typ in self.entity.__annotations__.items():</w:t>
+        <w:br/>
+        <w:t xml:space="preserve">            if typ is str:</w:t>
+        <w:br/>
+        <w:t xml:space="preserve">                sql = "TEXT"</w:t>
+        <w:br/>
+        <w:t xml:space="preserve">            elif typ is int:</w:t>
+        <w:br/>
+        <w:t xml:space="preserve">                sql = "INTEGER"</w:t>
+        <w:br/>
+        <w:t xml:space="preserve">            elif typ is float:</w:t>
+        <w:br/>
+        <w:t xml:space="preserve">                sql = "REAL"</w:t>
+        <w:br/>
+        <w:t xml:space="preserve">            elif typ is datetime:</w:t>
+        <w:br/>
+        <w:t xml:space="preserve">                sql = "TEXT"</w:t>
+        <w:br/>
+        <w:t xml:space="preserve">            else:</w:t>
+        <w:br/>
+        <w:t xml:space="preserve">                sql = "TEXT"</w:t>
+        <w:br/>
+        <w:t xml:space="preserve">            cols.append(f"{name} {sql}")</w:t>
+        <w:br/>
+        <w:t xml:space="preserve">        return ", ".join(cols)</w:t>
+        <w:br/>
+        <w:br/>
+        <w:t xml:space="preserve">    def _ensure_table(self):</w:t>
+        <w:br/>
+        <w:t xml:space="preserve">        with sqlite3.connect(self.db_path) as conn:</w:t>
+        <w:br/>
+        <w:t xml:space="preserve">            conn.execute(f"CREATE TABLE IF NOT EXISTS {self.table} ({self.schema()})")</w:t>
+        <w:br/>
+        <w:br/>
+        <w:t xml:space="preserve">    def save(self, items: list[entities]):</w:t>
+        <w:br/>
+        <w:t xml:space="preserve">        if not items:</w:t>
+        <w:br/>
+        <w:t xml:space="preserve">            return</w:t>
+        <w:br/>
+        <w:t xml:space="preserve">        rows = []</w:t>
+        <w:br/>
+        <w:t xml:space="preserve">        for it in items:</w:t>
+        <w:br/>
+        <w:t xml:space="preserve">            row = []</w:t>
+        <w:br/>
+        <w:t xml:space="preserve">            for f in self.fields:</w:t>
+        <w:br/>
+        <w:t xml:space="preserve">                v = getattr(it, f)</w:t>
+        <w:br/>
+        <w:t xml:space="preserve">                if isinstance(v, datetime):</w:t>
+        <w:br/>
+        <w:t xml:space="preserve">                    v = json.dumps(v.isoformat())</w:t>
+        <w:br/>
+        <w:t xml:space="preserve">                if isinstance(v, dict):</w:t>
+        <w:br/>
+        <w:t xml:space="preserve">                    v = json.dumps(v)</w:t>
+        <w:br/>
+        <w:t xml:space="preserve">                row.append(v)</w:t>
+        <w:br/>
+        <w:t xml:space="preserve">            rows.append(tuple(row))</w:t>
+        <w:br/>
+        <w:t xml:space="preserve">        placeholders = ",".join(["?"] * len(self.fields))</w:t>
+        <w:br/>
+        <w:t xml:space="preserve">        columns = ",".join(self.fields)</w:t>
+        <w:br/>
+        <w:t xml:space="preserve">        with sqlite3.connect(self.db_path) as conn:</w:t>
+        <w:br/>
+        <w:t xml:space="preserve">            conn.executemany(</w:t>
+        <w:br/>
+        <w:t xml:space="preserve">                f"INSERT INTO {self.table} ({columns}) VALUES ({placeholders})",</w:t>
+        <w:br/>
+        <w:t xml:space="preserve">                rows</w:t>
+        <w:br/>
+        <w:t xml:space="preserve">            )</w:t>
+        <w:br/>
+        <w:br/>
+        <w:t xml:space="preserve">    def load(self, timeframe: str = "1M") -&gt; list[entities]:</w:t>
+        <w:br/>
+        <w:t xml:space="preserve">        with sqlite3.connect(self.db_path) as conn:</w:t>
+        <w:br/>
+        <w:t xml:space="preserve">            cur = conn.cursor()</w:t>
+        <w:br/>
+        <w:t xml:space="preserve">            cur.execute(</w:t>
+        <w:br/>
+        <w:t xml:space="preserve">                f"SELECT * FROM {self.table} WHERE timeframe = ?",</w:t>
+        <w:br/>
+        <w:t xml:space="preserve">                (timeframe,)</w:t>
+        <w:br/>
+        <w:t xml:space="preserve">            )</w:t>
+        <w:br/>
+        <w:t xml:space="preserve">            rows = cur.fetchall()</w:t>
+        <w:br/>
+        <w:t xml:space="preserve">        results = []</w:t>
+        <w:br/>
+        <w:t xml:space="preserve">        for row in rows:</w:t>
+        <w:br/>
+        <w:t xml:space="preserve">            kwargs = {}</w:t>
+        <w:br/>
+        <w:t xml:space="preserve">            for idx, f in enumerate(self.fields):</w:t>
+        <w:br/>
+        <w:t xml:space="preserve">                v = row[idx]</w:t>
+        <w:br/>
+        <w:t xml:space="preserve">                ann = self.entity.__annotations__[f]</w:t>
+        <w:br/>
+        <w:t xml:space="preserve">                if ann is datetime:</w:t>
+        <w:br/>
+        <w:t xml:space="preserve">                    if isinstance(v, str) and v.startswith('"') and v.endswith('"'):</w:t>
+        <w:br/>
+        <w:t xml:space="preserve">                        v = v.strip('"')</w:t>
+        <w:br/>
+        <w:t xml:space="preserve">                    v = datetime.fromisoformat(v)</w:t>
+        <w:br/>
+        <w:t xml:space="preserve">                elif ann is dict:</w:t>
+        <w:br/>
+        <w:t xml:space="preserve">                    v = json.loads(v)</w:t>
+        <w:br/>
+        <w:t xml:space="preserve">                kwargs[f] = v</w:t>
+        <w:br/>
+        <w:t xml:space="preserve">            results.append(self.entity(**kwargs))</w:t>
+        <w:br/>
+        <w:t xml:space="preserve">        return results</w:t>
+        <w:br/>
+      </w:r>
+    </w:p>
+    <w:p>
+      <w:pPr>
+        <w:pStyle w:val="Heading2"/>
+      </w:pPr>
+      <w:r>
+        <w:t>features\learning\usecase\fetch_and_save.py</w:t>
+      </w:r>
+    </w:p>
+    <w:p>
+      <w:r>
+        <w:t>from app.config import config</w:t>
+        <w:br/>
+        <w:t>from features.label.input.data_input import DataInput</w:t>
+        <w:br/>
+        <w:t>from features.label.input.engineering_input import EngineeringInput</w:t>
+        <w:br/>
+        <w:t>from features.label.service.sql_service import SQLService</w:t>
+        <w:br/>
+        <w:t>from features.label.usecase.labels import LabelUsecase</w:t>
+        <w:br/>
+        <w:t>class FetchAndSaveUseCase:</w:t>
+        <w:br/>
+        <w:t xml:space="preserve">    def __init__(self):</w:t>
+        <w:br/>
+        <w:t xml:space="preserve">        self.sql = SQLService()</w:t>
+        <w:br/>
+        <w:t xml:space="preserve">        self.d_data = DataInput()</w:t>
+        <w:br/>
+        <w:t xml:space="preserve">        self.e_data = EngineeringInput()</w:t>
+        <w:br/>
+        <w:br/>
+        <w:t xml:space="preserve">    def execute(</w:t>
+        <w:br/>
+        <w:t xml:space="preserve">        self,</w:t>
+        <w:br/>
+        <w:t xml:space="preserve">        symbol: str = None,</w:t>
+        <w:br/>
+        <w:t xml:space="preserve">        timeframes: list = None,</w:t>
+        <w:br/>
+        <w:t xml:space="preserve">        since = None,</w:t>
+        <w:br/>
+        <w:t xml:space="preserve">        until = None,</w:t>
+        <w:br/>
+        <w:t xml:space="preserve">    ):</w:t>
+        <w:br/>
+        <w:t xml:space="preserve">        symbol = symbol or config.SYMBOL</w:t>
+        <w:br/>
+        <w:t xml:space="preserve">        timeframes = timeframes or config.TIMEFRAMES</w:t>
+        <w:br/>
+        <w:t xml:space="preserve">        since = since or config.START_DATE</w:t>
+        <w:br/>
+        <w:t xml:space="preserve">        until = until or config.END_DATE</w:t>
+        <w:br/>
+        <w:br/>
+        <w:t xml:space="preserve">        for tf in timeframes:</w:t>
+        <w:br/>
+        <w:t xml:space="preserve">            print(f"  ▶ timeframe = {tf} ...")</w:t>
+        <w:br/>
+        <w:t xml:space="preserve">            data = LabelUsecase().execute(tf=tf)</w:t>
+        <w:br/>
+        <w:t xml:space="preserve">            self.sql.save(data)</w:t>
+        <w:br/>
+      </w:r>
+    </w:p>
+    <w:p>
+      <w:pPr>
+        <w:pStyle w:val="Heading2"/>
+      </w:pPr>
+      <w:r>
+        <w:t>features\learning\usecase\load.py</w:t>
+      </w:r>
+    </w:p>
+    <w:p>
+      <w:r>
+        <w:t>from features.label.service.sql_service import SQLService</w:t>
+        <w:br/>
+        <w:t>from features.label.domain.entities.label import Label</w:t>
+        <w:br/>
+        <w:br/>
+        <w:t>class LoadUseCase:</w:t>
+        <w:br/>
+        <w:t xml:space="preserve">    def __init__(self):</w:t>
+        <w:br/>
+        <w:t xml:space="preserve">        self.sql = SQLService()</w:t>
+        <w:br/>
+        <w:t xml:space="preserve">    </w:t>
+        <w:br/>
+        <w:t xml:space="preserve">    def load(self,timeframe: str = "1M") -&gt; list[Label]:</w:t>
+        <w:br/>
+        <w:t xml:space="preserve">        return self.sql.load(timeframe)</w:t>
+      </w:r>
+    </w:p>
+    <w:p>
+      <w:pPr>
+        <w:pStyle w:val="Heading2"/>
+      </w:pPr>
+      <w:r>
+        <w:t>features\learning\workflow\learning_workflow.py</w:t>
+      </w:r>
+    </w:p>
+    <w:p>
+      <w:r>
+        <w:t>from datetime import datetime</w:t>
+        <w:br/>
+        <w:t>from features.data.usecase.fetch_and_save_data import FetchAndSaveDataUseCase</w:t>
+        <w:br/>
+        <w:t>from features.label.usecase import create_label</w:t>
+        <w:br/>
+        <w:t>from features.label.usecase.load import LoadUseCase</w:t>
+        <w:br/>
+        <w:br/>
+        <w:br/>
+        <w:t>class LabelWorkflow:</w:t>
+        <w:br/>
+        <w:t xml:space="preserve">    def __init__(self):</w:t>
+        <w:br/>
+        <w:t xml:space="preserve">        self.load = LoadUseCase().load</w:t>
+        <w:br/>
+        <w:br/>
+        <w:t xml:space="preserve">    def run(self, timerange:list[datetime, datetime], timeframe: str = "1M"):</w:t>
+        <w:br/>
+        <w:t xml:space="preserve">        df = self.load(timerange=timerange, timeframe=timeframe)</w:t>
+        <w:br/>
+        <w:t xml:space="preserve">        if not df:</w:t>
+        <w:br/>
+        <w:t xml:space="preserve">            # nếu chưa có bảng trong CSDL thì fetch và save dữ liệu</w:t>
+        <w:br/>
+        <w:t xml:space="preserve">            FetchAndSaveDataUseCase().execute()</w:t>
+        <w:br/>
+        <w:t xml:space="preserve">            df = self.load(timerange=timerange, timeframe=timeframe)</w:t>
+        <w:br/>
+        <w:t xml:space="preserve">            if not df:</w:t>
+        <w:br/>
+        <w:t xml:space="preserve">                df = create_label().execute(timerange=timerange, timeframe=timeframe)</w:t>
         <w:br/>
         <w:t xml:space="preserve">        return df</w:t>
       </w:r>
